--- a/data/outputs/v2/Chemistry/SS1.4_Chemical_Bonding/Chemistry_Chemical_Bonding_FinalExplanation.docx
+++ b/data/outputs/v2/Chemistry/SS1.4_Chemical_Bonding/Chemistry_Chemical_Bonding_FinalExplanation.docx
@@ -38,6 +38,177 @@
           <w:szCs w:val="22"/>
         </w:rPr>
         <w:t xml:space="preserve">Student Assessment Document</w:t>
+      </w:r>
+    </w:p>
+    <w:p>
+      <w:pPr>
+        <w:spacing w:after="80" w:before="120"/>
+      </w:pPr>
+      <w:r>
+        <w:rPr>
+          <w:rFonts w:ascii="Arial" w:cs="Arial" w:eastAsia="Arial" w:hAnsi="Arial"/>
+          <w:b/>
+          <w:bCs/>
+          <w:color w:val="1F3864"/>
+          <w:sz w:val="20"/>
+          <w:szCs w:val="20"/>
+        </w:rPr>
+        <w:t xml:space="preserve">ATTRIBUTION AND LICENSING</w:t>
+      </w:r>
+    </w:p>
+    <w:p>
+      <w:pPr>
+        <w:spacing w:after="60" w:before="0"/>
+      </w:pPr>
+      <w:r>
+        <w:rPr>
+          <w:rFonts w:ascii="Arial" w:cs="Arial" w:eastAsia="Arial" w:hAnsi="Arial"/>
+          <w:b/>
+          <w:bCs/>
+          <w:sz w:val="17"/>
+          <w:szCs w:val="17"/>
+        </w:rPr>
+        <w:t xml:space="preserve">Curriculum Alignment: </w:t>
+      </w:r>
+      <w:r>
+        <w:rPr>
+          <w:rFonts w:ascii="Arial" w:cs="Arial" w:eastAsia="Arial" w:hAnsi="Arial"/>
+          <w:sz w:val="17"/>
+          <w:szCs w:val="17"/>
+        </w:rPr>
+        <w:t xml:space="preserve">Structured in pedagogical alignment with the competence-based curriculum format and learning outcomes established by the Kenya Institute of Curriculum Development (KICD). This material is independently developed and is not officially endorsed or published by KICD.</w:t>
+      </w:r>
+    </w:p>
+    <w:p>
+      <w:pPr>
+        <w:spacing w:after="60" w:before="0"/>
+      </w:pPr>
+      <w:r>
+        <w:rPr>
+          <w:rFonts w:ascii="Arial" w:cs="Arial" w:eastAsia="Arial" w:hAnsi="Arial"/>
+          <w:b/>
+          <w:bCs/>
+          <w:sz w:val="17"/>
+          <w:szCs w:val="17"/>
+        </w:rPr>
+        <w:t xml:space="preserve">Content &amp; Pedagogy: </w:t>
+      </w:r>
+      <w:r>
+        <w:rPr>
+          <w:rFonts w:ascii="Arial" w:cs="Arial" w:eastAsia="Arial" w:hAnsi="Arial"/>
+          <w:sz w:val="17"/>
+          <w:szCs w:val="17"/>
+        </w:rPr>
+        <w:t xml:space="preserve">Developed and adapted by the educator team at SeaVuria (registered 501(c)(3) in the United States and registered NGO in Kenya, No. 872-850A-BF11), who designed the pedagogical framework, lesson templates and exemplar lessons on which this material is based.</w:t>
+      </w:r>
+    </w:p>
+    <w:p>
+      <w:pPr>
+        <w:spacing w:after="60" w:before="0"/>
+      </w:pPr>
+      <w:r>
+        <w:rPr>
+          <w:rFonts w:ascii="Arial" w:cs="Arial" w:eastAsia="Arial" w:hAnsi="Arial"/>
+          <w:b/>
+          <w:bCs/>
+          <w:sz w:val="17"/>
+          <w:szCs w:val="17"/>
+        </w:rPr>
+        <w:t xml:space="preserve">Production &amp; Layout: </w:t>
+      </w:r>
+      <w:r>
+        <w:rPr>
+          <w:rFonts w:ascii="Arial" w:cs="Arial" w:eastAsia="Arial" w:hAnsi="Arial"/>
+          <w:sz w:val="17"/>
+          <w:szCs w:val="17"/>
+        </w:rPr>
+        <w:t xml:space="preserve">Educational design and curriculum sequencing by SeaVuria. Technical layout, structural formatting, and digital optimization/implementation executed in partnership with ARES Education (registered 501(c)(3) in the United States and Canada (as Afretech Aid) and registered NGO in Kenya), with lesson drafting and compilation assisted by AI (Claude, Anthropic).</w:t>
+      </w:r>
+    </w:p>
+    <w:p>
+      <w:pPr>
+        <w:pBdr>
+          <w:bottom w:val="single" w:color="1F3864" w:sz="6" w:space="6"/>
+        </w:pBdr>
+        <w:spacing w:after="60" w:before="0"/>
+      </w:pPr>
+      <w:r>
+        <w:rPr>
+          <w:rFonts w:ascii="Arial" w:cs="Arial" w:eastAsia="Arial" w:hAnsi="Arial"/>
+          <w:b/>
+          <w:bCs/>
+          <w:sz w:val="17"/>
+          <w:szCs w:val="17"/>
+        </w:rPr>
+        <w:t xml:space="preserve">Licensing &amp; Copyright: </w:t>
+      </w:r>
+      <w:r>
+        <w:rPr>
+          <w:rFonts w:ascii="Arial" w:cs="Arial" w:eastAsia="Arial" w:hAnsi="Arial"/>
+          <w:sz w:val="17"/>
+          <w:szCs w:val="17"/>
+        </w:rPr>
+        <w:t xml:space="preserve">© 2026 SeaVuria and ARES. This work is licensed under a </w:t>
+      </w:r>
+      <w:hyperlink w:history="1" r:id="rIdzuxdir2edp9rs-2tkk96a">
+        <w:r>
+          <w:rPr>
+            <w:rFonts w:ascii="Arial" w:cs="Arial" w:eastAsia="Arial" w:hAnsi="Arial"/>
+            <w:color w:val="1F6B75"/>
+            <w:sz w:val="17"/>
+            <w:szCs w:val="17"/>
+            <w:u w:val="single" w:color="1F6B75"/>
+          </w:rPr>
+          <w:t xml:space="preserve">Creative Commons Attribution-NonCommercial 4.0 International License</w:t>
+        </w:r>
+      </w:hyperlink>
+      <w:r>
+        <w:rPr>
+          <w:rFonts w:ascii="Arial" w:cs="Arial" w:eastAsia="Arial" w:hAnsi="Arial"/>
+          <w:sz w:val="17"/>
+          <w:szCs w:val="17"/>
+        </w:rPr>
+        <w:t xml:space="preserve"> (</w:t>
+      </w:r>
+      <w:hyperlink w:history="1" r:id="rIdjdzekhm_r-kexdu78und-">
+        <w:r>
+          <w:rPr>
+            <w:rFonts w:ascii="Arial" w:cs="Arial" w:eastAsia="Arial" w:hAnsi="Arial"/>
+            <w:color w:val="1F6B75"/>
+            <w:sz w:val="17"/>
+            <w:szCs w:val="17"/>
+            <w:u w:val="single" w:color="1F6B75"/>
+          </w:rPr>
+          <w:t xml:space="preserve">CC BY-NC 4.0</w:t>
+        </w:r>
+      </w:hyperlink>
+      <w:r>
+        <w:rPr>
+          <w:rFonts w:ascii="Arial" w:cs="Arial" w:eastAsia="Arial" w:hAnsi="Arial"/>
+          <w:sz w:val="17"/>
+          <w:szCs w:val="17"/>
+        </w:rPr>
+        <w:t xml:space="preserve">). To view a copy of this license, visit </w:t>
+      </w:r>
+      <w:hyperlink w:history="1" r:id="rIdeq0yaft5zeela53stwd0d">
+        <w:r>
+          <w:rPr>
+            <w:rFonts w:ascii="Arial" w:cs="Arial" w:eastAsia="Arial" w:hAnsi="Arial"/>
+            <w:color w:val="1F6B75"/>
+            <w:sz w:val="17"/>
+            <w:szCs w:val="17"/>
+            <w:u w:val="single" w:color="1F6B75"/>
+          </w:rPr>
+          <w:t xml:space="preserve">https://creativecommons.org/licenses/by-nc/4.0/</w:t>
+        </w:r>
+      </w:hyperlink>
+      <w:r>
+        <w:rPr>
+          <w:rFonts w:ascii="Arial" w:cs="Arial" w:eastAsia="Arial" w:hAnsi="Arial"/>
+          <w:sz w:val="17"/>
+          <w:szCs w:val="17"/>
+        </w:rPr>
+        <w:t xml:space="preserve">. You are free to copy, redistribute, and adapt this material in any medium or format, provided appropriate credit is given and the material is not used for commercial purposes. KICD learning outcomes and curriculum designations reproduced here for alignment purposes remain the property of KICD and are not covered by this license. Linked external resources (e.g. CK-12, Khan Academy, PhET) are subject to their own licenses.</w:t>
       </w:r>
     </w:p>
     <w:p>

--- a/data/outputs/v2/Chemistry/SS1.4_Chemical_Bonding/Chemistry_Chemical_Bonding_FinalExplanation.docx
+++ b/data/outputs/v2/Chemistry/SS1.4_Chemical_Bonding/Chemistry_Chemical_Bonding_FinalExplanation.docx
@@ -38,177 +38,6 @@
           <w:szCs w:val="22"/>
         </w:rPr>
         <w:t xml:space="preserve">Student Assessment Document</w:t>
-      </w:r>
-    </w:p>
-    <w:p>
-      <w:pPr>
-        <w:spacing w:after="80" w:before="120"/>
-      </w:pPr>
-      <w:r>
-        <w:rPr>
-          <w:rFonts w:ascii="Arial" w:cs="Arial" w:eastAsia="Arial" w:hAnsi="Arial"/>
-          <w:b/>
-          <w:bCs/>
-          <w:color w:val="1F3864"/>
-          <w:sz w:val="20"/>
-          <w:szCs w:val="20"/>
-        </w:rPr>
-        <w:t xml:space="preserve">ATTRIBUTION AND LICENSING</w:t>
-      </w:r>
-    </w:p>
-    <w:p>
-      <w:pPr>
-        <w:spacing w:after="60" w:before="0"/>
-      </w:pPr>
-      <w:r>
-        <w:rPr>
-          <w:rFonts w:ascii="Arial" w:cs="Arial" w:eastAsia="Arial" w:hAnsi="Arial"/>
-          <w:b/>
-          <w:bCs/>
-          <w:sz w:val="17"/>
-          <w:szCs w:val="17"/>
-        </w:rPr>
-        <w:t xml:space="preserve">Curriculum Alignment: </w:t>
-      </w:r>
-      <w:r>
-        <w:rPr>
-          <w:rFonts w:ascii="Arial" w:cs="Arial" w:eastAsia="Arial" w:hAnsi="Arial"/>
-          <w:sz w:val="17"/>
-          <w:szCs w:val="17"/>
-        </w:rPr>
-        <w:t xml:space="preserve">Structured in pedagogical alignment with the competence-based curriculum format and learning outcomes established by the Kenya Institute of Curriculum Development (KICD). This material is independently developed and is not officially endorsed or published by KICD.</w:t>
-      </w:r>
-    </w:p>
-    <w:p>
-      <w:pPr>
-        <w:spacing w:after="60" w:before="0"/>
-      </w:pPr>
-      <w:r>
-        <w:rPr>
-          <w:rFonts w:ascii="Arial" w:cs="Arial" w:eastAsia="Arial" w:hAnsi="Arial"/>
-          <w:b/>
-          <w:bCs/>
-          <w:sz w:val="17"/>
-          <w:szCs w:val="17"/>
-        </w:rPr>
-        <w:t xml:space="preserve">Content &amp; Pedagogy: </w:t>
-      </w:r>
-      <w:r>
-        <w:rPr>
-          <w:rFonts w:ascii="Arial" w:cs="Arial" w:eastAsia="Arial" w:hAnsi="Arial"/>
-          <w:sz w:val="17"/>
-          <w:szCs w:val="17"/>
-        </w:rPr>
-        <w:t xml:space="preserve">Developed and adapted by the educator team at SeaVuria (registered 501(c)(3) in the United States and registered NGO in Kenya, No. 872-850A-BF11), who designed the pedagogical framework, lesson templates and exemplar lessons on which this material is based.</w:t>
-      </w:r>
-    </w:p>
-    <w:p>
-      <w:pPr>
-        <w:spacing w:after="60" w:before="0"/>
-      </w:pPr>
-      <w:r>
-        <w:rPr>
-          <w:rFonts w:ascii="Arial" w:cs="Arial" w:eastAsia="Arial" w:hAnsi="Arial"/>
-          <w:b/>
-          <w:bCs/>
-          <w:sz w:val="17"/>
-          <w:szCs w:val="17"/>
-        </w:rPr>
-        <w:t xml:space="preserve">Production &amp; Layout: </w:t>
-      </w:r>
-      <w:r>
-        <w:rPr>
-          <w:rFonts w:ascii="Arial" w:cs="Arial" w:eastAsia="Arial" w:hAnsi="Arial"/>
-          <w:sz w:val="17"/>
-          <w:szCs w:val="17"/>
-        </w:rPr>
-        <w:t xml:space="preserve">Educational design and curriculum sequencing by SeaVuria. Technical layout, structural formatting, and digital optimization/implementation executed in partnership with ARES Education (registered 501(c)(3) in the United States and Canada (as Afretech Aid) and registered NGO in Kenya), with lesson drafting and compilation assisted by AI (Claude, Anthropic).</w:t>
-      </w:r>
-    </w:p>
-    <w:p>
-      <w:pPr>
-        <w:pBdr>
-          <w:bottom w:val="single" w:color="1F3864" w:sz="6" w:space="6"/>
-        </w:pBdr>
-        <w:spacing w:after="60" w:before="0"/>
-      </w:pPr>
-      <w:r>
-        <w:rPr>
-          <w:rFonts w:ascii="Arial" w:cs="Arial" w:eastAsia="Arial" w:hAnsi="Arial"/>
-          <w:b/>
-          <w:bCs/>
-          <w:sz w:val="17"/>
-          <w:szCs w:val="17"/>
-        </w:rPr>
-        <w:t xml:space="preserve">Licensing &amp; Copyright: </w:t>
-      </w:r>
-      <w:r>
-        <w:rPr>
-          <w:rFonts w:ascii="Arial" w:cs="Arial" w:eastAsia="Arial" w:hAnsi="Arial"/>
-          <w:sz w:val="17"/>
-          <w:szCs w:val="17"/>
-        </w:rPr>
-        <w:t xml:space="preserve">© 2026 SeaVuria and ARES. This work is licensed under a </w:t>
-      </w:r>
-      <w:hyperlink w:history="1" r:id="rIdzuxdir2edp9rs-2tkk96a">
-        <w:r>
-          <w:rPr>
-            <w:rFonts w:ascii="Arial" w:cs="Arial" w:eastAsia="Arial" w:hAnsi="Arial"/>
-            <w:color w:val="1F6B75"/>
-            <w:sz w:val="17"/>
-            <w:szCs w:val="17"/>
-            <w:u w:val="single" w:color="1F6B75"/>
-          </w:rPr>
-          <w:t xml:space="preserve">Creative Commons Attribution-NonCommercial 4.0 International License</w:t>
-        </w:r>
-      </w:hyperlink>
-      <w:r>
-        <w:rPr>
-          <w:rFonts w:ascii="Arial" w:cs="Arial" w:eastAsia="Arial" w:hAnsi="Arial"/>
-          <w:sz w:val="17"/>
-          <w:szCs w:val="17"/>
-        </w:rPr>
-        <w:t xml:space="preserve"> (</w:t>
-      </w:r>
-      <w:hyperlink w:history="1" r:id="rIdjdzekhm_r-kexdu78und-">
-        <w:r>
-          <w:rPr>
-            <w:rFonts w:ascii="Arial" w:cs="Arial" w:eastAsia="Arial" w:hAnsi="Arial"/>
-            <w:color w:val="1F6B75"/>
-            <w:sz w:val="17"/>
-            <w:szCs w:val="17"/>
-            <w:u w:val="single" w:color="1F6B75"/>
-          </w:rPr>
-          <w:t xml:space="preserve">CC BY-NC 4.0</w:t>
-        </w:r>
-      </w:hyperlink>
-      <w:r>
-        <w:rPr>
-          <w:rFonts w:ascii="Arial" w:cs="Arial" w:eastAsia="Arial" w:hAnsi="Arial"/>
-          <w:sz w:val="17"/>
-          <w:szCs w:val="17"/>
-        </w:rPr>
-        <w:t xml:space="preserve">). To view a copy of this license, visit </w:t>
-      </w:r>
-      <w:hyperlink w:history="1" r:id="rIdeq0yaft5zeela53stwd0d">
-        <w:r>
-          <w:rPr>
-            <w:rFonts w:ascii="Arial" w:cs="Arial" w:eastAsia="Arial" w:hAnsi="Arial"/>
-            <w:color w:val="1F6B75"/>
-            <w:sz w:val="17"/>
-            <w:szCs w:val="17"/>
-            <w:u w:val="single" w:color="1F6B75"/>
-          </w:rPr>
-          <w:t xml:space="preserve">https://creativecommons.org/licenses/by-nc/4.0/</w:t>
-        </w:r>
-      </w:hyperlink>
-      <w:r>
-        <w:rPr>
-          <w:rFonts w:ascii="Arial" w:cs="Arial" w:eastAsia="Arial" w:hAnsi="Arial"/>
-          <w:sz w:val="17"/>
-          <w:szCs w:val="17"/>
-        </w:rPr>
-        <w:t xml:space="preserve">. You are free to copy, redistribute, and adapt this material in any medium or format, provided appropriate credit is given and the material is not used for commercial purposes. KICD learning outcomes and curriculum designations reproduced here for alignment purposes remain the property of KICD and are not covered by this license. Linked external resources (e.g. CK-12, Khan Academy, PhET) are subject to their own licenses.</w:t>
       </w:r>
     </w:p>
     <w:p>
@@ -2457,6 +2286,185 @@
         </w:tc>
       </w:tr>
     </w:tbl>
+    <w:p>
+      <w:pPr>
+        <w:spacing w:after="120"/>
+      </w:pPr>
+      <w:r>
+        <w:t xml:space="preserve"/>
+      </w:r>
+    </w:p>
+    <w:p>
+      <w:pPr>
+        <w:spacing w:after="80" w:before="120"/>
+      </w:pPr>
+      <w:r>
+        <w:rPr>
+          <w:rFonts w:ascii="Arial" w:cs="Arial" w:eastAsia="Arial" w:hAnsi="Arial"/>
+          <w:b/>
+          <w:bCs/>
+          <w:color w:val="1F3864"/>
+          <w:sz w:val="20"/>
+          <w:szCs w:val="20"/>
+        </w:rPr>
+        <w:t xml:space="preserve">ATTRIBUTION AND LICENSING</w:t>
+      </w:r>
+    </w:p>
+    <w:p>
+      <w:pPr>
+        <w:spacing w:after="60" w:before="0"/>
+      </w:pPr>
+      <w:r>
+        <w:rPr>
+          <w:rFonts w:ascii="Arial" w:cs="Arial" w:eastAsia="Arial" w:hAnsi="Arial"/>
+          <w:b/>
+          <w:bCs/>
+          <w:sz w:val="17"/>
+          <w:szCs w:val="17"/>
+        </w:rPr>
+        <w:t xml:space="preserve">Curriculum Alignment: </w:t>
+      </w:r>
+      <w:r>
+        <w:rPr>
+          <w:rFonts w:ascii="Arial" w:cs="Arial" w:eastAsia="Arial" w:hAnsi="Arial"/>
+          <w:sz w:val="17"/>
+          <w:szCs w:val="17"/>
+        </w:rPr>
+        <w:t xml:space="preserve">Structured in pedagogical alignment with the competence-based curriculum format and learning outcomes established by the Kenya Institute of Curriculum Development (KICD). This material is independently developed and is not officially endorsed or published by KICD.</w:t>
+      </w:r>
+    </w:p>
+    <w:p>
+      <w:pPr>
+        <w:spacing w:after="60" w:before="0"/>
+      </w:pPr>
+      <w:r>
+        <w:rPr>
+          <w:rFonts w:ascii="Arial" w:cs="Arial" w:eastAsia="Arial" w:hAnsi="Arial"/>
+          <w:b/>
+          <w:bCs/>
+          <w:sz w:val="17"/>
+          <w:szCs w:val="17"/>
+        </w:rPr>
+        <w:t xml:space="preserve">Content &amp; Pedagogy: </w:t>
+      </w:r>
+      <w:r>
+        <w:rPr>
+          <w:rFonts w:ascii="Arial" w:cs="Arial" w:eastAsia="Arial" w:hAnsi="Arial"/>
+          <w:sz w:val="17"/>
+          <w:szCs w:val="17"/>
+        </w:rPr>
+        <w:t xml:space="preserve">Developed and adapted by the educator team at SeaVuria (registered 501(c)(3) in the United States and registered NGO in Kenya, No. 872-850A-BF11), who designed the pedagogical framework, lesson templates and exemplar lessons on which this material is based.</w:t>
+      </w:r>
+    </w:p>
+    <w:p>
+      <w:pPr>
+        <w:spacing w:after="60" w:before="0"/>
+      </w:pPr>
+      <w:r>
+        <w:rPr>
+          <w:rFonts w:ascii="Arial" w:cs="Arial" w:eastAsia="Arial" w:hAnsi="Arial"/>
+          <w:b/>
+          <w:bCs/>
+          <w:sz w:val="17"/>
+          <w:szCs w:val="17"/>
+        </w:rPr>
+        <w:t xml:space="preserve">Production &amp; Layout: </w:t>
+      </w:r>
+      <w:r>
+        <w:rPr>
+          <w:rFonts w:ascii="Arial" w:cs="Arial" w:eastAsia="Arial" w:hAnsi="Arial"/>
+          <w:sz w:val="17"/>
+          <w:szCs w:val="17"/>
+        </w:rPr>
+        <w:t xml:space="preserve">Educational design and curriculum sequencing by SeaVuria. Technical layout, structural formatting, and digital optimization/implementation executed in partnership with ARES Education (registered 501(c)(3) in the United States and Canada (as Afretech Aid) and registered NGO in Kenya), with lesson drafting and compilation assisted by AI (Claude, Anthropic).</w:t>
+      </w:r>
+    </w:p>
+    <w:p>
+      <w:pPr>
+        <w:pBdr>
+          <w:bottom w:val="single" w:color="1F3864" w:sz="6" w:space="6"/>
+        </w:pBdr>
+        <w:spacing w:after="60" w:before="0"/>
+      </w:pPr>
+      <w:r>
+        <w:rPr>
+          <w:rFonts w:ascii="Arial" w:cs="Arial" w:eastAsia="Arial" w:hAnsi="Arial"/>
+          <w:b/>
+          <w:bCs/>
+          <w:sz w:val="17"/>
+          <w:szCs w:val="17"/>
+        </w:rPr>
+        <w:t xml:space="preserve">Licensing &amp; Copyright: </w:t>
+      </w:r>
+      <w:r>
+        <w:rPr>
+          <w:rFonts w:ascii="Arial" w:cs="Arial" w:eastAsia="Arial" w:hAnsi="Arial"/>
+          <w:sz w:val="17"/>
+          <w:szCs w:val="17"/>
+        </w:rPr>
+        <w:t xml:space="preserve">© 2026 SeaVuria and ARES. This work is licensed under a </w:t>
+      </w:r>
+      <w:hyperlink w:history="1" r:id="rIdghsr4deuzue3pm2mzcqay">
+        <w:r>
+          <w:rPr>
+            <w:rFonts w:ascii="Arial" w:cs="Arial" w:eastAsia="Arial" w:hAnsi="Arial"/>
+            <w:color w:val="1F6B75"/>
+            <w:sz w:val="17"/>
+            <w:szCs w:val="17"/>
+            <w:u w:val="single" w:color="1F6B75"/>
+          </w:rPr>
+          <w:t xml:space="preserve">Creative Commons Attribution-NonCommercial 4.0 International License</w:t>
+        </w:r>
+      </w:hyperlink>
+      <w:r>
+        <w:rPr>
+          <w:rFonts w:ascii="Arial" w:cs="Arial" w:eastAsia="Arial" w:hAnsi="Arial"/>
+          <w:sz w:val="17"/>
+          <w:szCs w:val="17"/>
+        </w:rPr>
+        <w:t xml:space="preserve"> (</w:t>
+      </w:r>
+      <w:hyperlink w:history="1" r:id="rId5_47fm_fa-csbdvzhx3ze">
+        <w:r>
+          <w:rPr>
+            <w:rFonts w:ascii="Arial" w:cs="Arial" w:eastAsia="Arial" w:hAnsi="Arial"/>
+            <w:color w:val="1F6B75"/>
+            <w:sz w:val="17"/>
+            <w:szCs w:val="17"/>
+            <w:u w:val="single" w:color="1F6B75"/>
+          </w:rPr>
+          <w:t xml:space="preserve">CC BY-NC 4.0</w:t>
+        </w:r>
+      </w:hyperlink>
+      <w:r>
+        <w:rPr>
+          <w:rFonts w:ascii="Arial" w:cs="Arial" w:eastAsia="Arial" w:hAnsi="Arial"/>
+          <w:sz w:val="17"/>
+          <w:szCs w:val="17"/>
+        </w:rPr>
+        <w:t xml:space="preserve">). To view a copy of this license, visit </w:t>
+      </w:r>
+      <w:hyperlink w:history="1" r:id="rIdpvil5xvzpnr0nqj0i23-5">
+        <w:r>
+          <w:rPr>
+            <w:rFonts w:ascii="Arial" w:cs="Arial" w:eastAsia="Arial" w:hAnsi="Arial"/>
+            <w:color w:val="1F6B75"/>
+            <w:sz w:val="17"/>
+            <w:szCs w:val="17"/>
+            <w:u w:val="single" w:color="1F6B75"/>
+          </w:rPr>
+          <w:t xml:space="preserve">https://creativecommons.org/licenses/by-nc/4.0/</w:t>
+        </w:r>
+      </w:hyperlink>
+      <w:r>
+        <w:rPr>
+          <w:rFonts w:ascii="Arial" w:cs="Arial" w:eastAsia="Arial" w:hAnsi="Arial"/>
+          <w:sz w:val="17"/>
+          <w:szCs w:val="17"/>
+        </w:rPr>
+        <w:t xml:space="preserve">. You are free to copy, redistribute, and adapt this material in any medium or format, provided appropriate credit is given and the material is not used for commercial purposes. KICD learning outcomes and curriculum designations reproduced here for alignment purposes remain the property of KICD and are not covered by this license. Linked external resources (e.g. CK-12, Khan Academy, PhET) are subject to their own licenses.</w:t>
+      </w:r>
+    </w:p>
     <w:sectPr>
       <w:pgSz w:w="15840" w:h="12240" w:orient="landscape"/>
       <w:pgMar w:top="1080" w:right="1080" w:bottom="1080" w:left="1080" w:header="708" w:footer="708" w:gutter="0"/>

--- a/data/outputs/v2/Chemistry/SS1.4_Chemical_Bonding/Chemistry_Chemical_Bonding_FinalExplanation.docx
+++ b/data/outputs/v2/Chemistry/SS1.4_Chemical_Bonding/Chemistry_Chemical_Bonding_FinalExplanation.docx
@@ -95,7 +95,7 @@
                 <w:sz w:val="22"/>
                 <w:szCs w:val="22"/>
               </w:rPr>
-              <w:t xml:space="preserve">FINAL EXPLANATION: CHEMISTRY | GRADE 10 | SUB-STRAND 1.4: CHEMICAL BONDING</w:t>
+              <w:t xml:space="preserve">FINAL EXPLANATION: CHEMISTRY GRADE 10 – SUB-STRAND 1.4 CHEMICAL BONDING: FINAL EXPLANATION</w:t>
             </w:r>
           </w:p>
         </w:tc>
@@ -422,7 +422,7 @@
                 <w:sz w:val="18"/>
                 <w:szCs w:val="18"/>
               </w:rPr>
-              <w:t xml:space="preserve">This is your Final Explanation task. Over the past 13 lessons, you have investigated one of chemistry's most fascinating puzzles — the Carbon Paradox. Now it is time to pull everything you have learned together into one well-reasoned, evidence-based explanation. Read the driving question carefully, then write your response section by section. Use scientific vocabulary you have learned, refer back to evidence from your investigations, and connect every idea to the anchoring phenomenon of diamond and graphite. Your explanation should show not just WHAT you know, but WHY and HOW — that is the heart of competency-based learning.</w:t>
+              <w:t xml:space="preserve">This is your Final Explanation for the unit. Think back to the Carbon Paradox from Lesson 1: a diamond chip from a Nairobi jeweller's cutting tool and a pencil graphite stick, both labelled '100% Carbon'. Graphite smeared a grey mark on the ceramic tile and lit the bulb, while diamond scratched the tile and did not conduct. Answer each section in the blank space under the prompt. Write in full sentences, use words such as valence electrons, covalent bond, delocalised electron, Van der Waals forces, ionic, metallic, lattice and structure, and support every claim with evidence from the lessons (use Claim, Evidence, Reasoning where you can). You may draw labelled diagrams. Where a section asks you to use the table, read it carefully first.</w:t>
             </w:r>
           </w:p>
         </w:tc>
@@ -450,14 +450,12 @@
         <w:tblLayout w:type="fixed"/>
       </w:tblPr>
       <w:tblGrid>
-        <w:gridCol w:w="3000"/>
-        <w:gridCol w:w="10680"/>
+        <w:gridCol w:w="13680"/>
       </w:tblGrid>
       <w:tr>
         <w:tc>
           <w:tcPr>
             <w:tcW w:type="dxa" w:w="13680"/>
-            <w:gridSpan w:val="2"/>
             <w:shd w:fill="1F3864" w:color="auto" w:val="clear"/>
             <w:tcMar>
               <w:top w:type="dxa" w:w="60"/>
@@ -483,7 +481,7 @@
                 <w:sz w:val="22"/>
                 <w:szCs w:val="22"/>
               </w:rPr>
-              <w:t xml:space="preserve">Section 1: Valence Electrons and the Type of Bond Formed</w:t>
+              <w:t xml:space="preserve">Section 1: Valence Electrons and Bond Type</w:t>
             </w:r>
           </w:p>
         </w:tc>
@@ -491,7 +489,7 @@
       <w:tr>
         <w:tc>
           <w:tcPr>
-            <w:tcW w:type="dxa" w:w="3000"/>
+            <w:tcW w:type="dxa" w:w="13680"/>
             <w:shd w:fill="D9EEF1" w:color="auto" w:val="clear"/>
             <w:tcMar>
               <w:top w:type="dxa" w:w="60"/>
@@ -517,13 +515,75 @@
                 <w:sz w:val="18"/>
                 <w:szCs w:val="18"/>
               </w:rPr>
-              <w:t xml:space="preserve">Explain what valence electrons are and how the number of valence electrons a carbon atom has determines the type of chemical bond it can form. Why does carbon form covalent bonds rather than ionic bonds? Use the carbon atom's electron configuration as evidence, and connect your answer to the diamond and graphite phenomenon.</w:t>
-            </w:r>
-          </w:p>
-        </w:tc>
-        <w:tc>
-          <w:tcPr>
-            <w:tcW w:type="dxa" w:w="10680"/>
+              <w:t xml:space="preserve">Carbon has 6 electrons in total, but only some of them take part in bonding.</w:t>
+            </w:r>
+          </w:p>
+          <w:p>
+            <w:pPr>
+              <w:spacing w:after="40" w:before="0"/>
+              <w:jc w:val="left"/>
+            </w:pPr>
+            <w:r>
+              <w:rPr>
+                <w:rFonts w:ascii="Arial" w:cs="Arial" w:eastAsia="Arial" w:hAnsi="Arial"/>
+                <w:b/>
+                <w:bCs/>
+                <w:i w:val="false"/>
+                <w:iCs w:val="false"/>
+                <w:color w:val="000000"/>
+                <w:sz w:val="18"/>
+                <w:szCs w:val="18"/>
+              </w:rPr>
+              <w:t xml:space="preserve">(a) Which electrons take part in bonding, and how many does carbon have? How would you show them in a Lewis dot diagram?</w:t>
+            </w:r>
+          </w:p>
+          <w:p>
+            <w:pPr>
+              <w:spacing w:after="40" w:before="0"/>
+              <w:jc w:val="left"/>
+            </w:pPr>
+            <w:r>
+              <w:rPr>
+                <w:rFonts w:ascii="Arial" w:cs="Arial" w:eastAsia="Arial" w:hAnsi="Arial"/>
+                <w:b/>
+                <w:bCs/>
+                <w:i w:val="false"/>
+                <w:iCs w:val="false"/>
+                <w:color w:val="000000"/>
+                <w:sz w:val="18"/>
+                <w:szCs w:val="18"/>
+              </w:rPr>
+              <w:t xml:space="preserve">(b) Explain how the octet rule helps you predict the number of bonds carbon forms.</w:t>
+            </w:r>
+          </w:p>
+          <w:p>
+            <w:pPr>
+              <w:spacing w:after="40" w:before="0"/>
+              <w:jc w:val="left"/>
+            </w:pPr>
+            <w:r>
+              <w:rPr>
+                <w:rFonts w:ascii="Arial" w:cs="Arial" w:eastAsia="Arial" w:hAnsi="Arial"/>
+                <w:b/>
+                <w:bCs/>
+                <w:i w:val="false"/>
+                <w:iCs w:val="false"/>
+                <w:color w:val="000000"/>
+                <w:sz w:val="18"/>
+                <w:szCs w:val="18"/>
+              </w:rPr>
+              <w:t xml:space="preserve">(c) Atoms can gain, lose or share electrons. Explain how valence electrons decide whether a bond is ionic, covalent or metallic, using NaCl and a covalent molecule such as CH4 as examples.</w:t>
+            </w:r>
+          </w:p>
+        </w:tc>
+      </w:tr>
+      <w:tr>
+        <w:trPr>
+          <w:trHeight w:val="4200" w:hRule="atLeast"/>
+        </w:trPr>
+        <w:tc>
+          <w:tcPr>
+            <w:tcW w:type="dxa" w:w="13680"/>
             <w:shd w:fill="FFFFFF" w:color="auto" w:val="clear"/>
             <w:tcMar>
               <w:top w:type="dxa" w:w="60"/>
@@ -543,13 +603,13 @@
                 <w:rFonts w:ascii="Arial" w:cs="Arial" w:eastAsia="Arial" w:hAnsi="Arial"/>
                 <w:b w:val="false"/>
                 <w:bCs w:val="false"/>
-                <w:i w:val="false"/>
-                <w:iCs w:val="false"/>
-                <w:color w:val="000000"/>
-                <w:sz w:val="18"/>
-                <w:szCs w:val="18"/>
-              </w:rPr>
-              <w:t xml:space="preserve">Carbon is element number 6 on the periodic table. Its electron configuration is 2, 4 — meaning it has 4 valence electrons in its outermost energy level. To achieve a stable, full outer shell of 8 electrons (the octet rule), a carbon atom needs to gain or share 4 more electrons. Because carbon sits in the middle of Period 2, it neither strongly attracts nor strongly donates electrons, so it does not form ions easily. Instead, carbon achieves stability by SHARING electrons with neighbouring atoms — this is called covalent bonding. In a covalent bond, two atoms each contribute one electron to form a shared pair that 'belongs' to both atoms simultaneously. Because carbon has 4 valence electrons available for sharing, it can form up to 4 covalent bonds at the same time. This is the key to understanding the Carbon Paradox: in both diamond and graphite, every carbon atom forms covalent bonds using those same 4 valence electrons — yet the NUMBER of bonds each carbon forms (4 in diamond, 3 in graphite) and the DIRECTION those bonds point in space is what makes the two substances completely different.</w:t>
+                <w:i/>
+                <w:iCs/>
+                <w:color w:val="808080"/>
+                <w:sz w:val="18"/>
+                <w:szCs w:val="18"/>
+              </w:rPr>
+              <w:t xml:space="preserve">Write your answer here:</w:t>
             </w:r>
           </w:p>
         </w:tc>
@@ -577,14 +637,12 @@
         <w:tblLayout w:type="fixed"/>
       </w:tblPr>
       <w:tblGrid>
-        <w:gridCol w:w="3000"/>
-        <w:gridCol w:w="10680"/>
+        <w:gridCol w:w="13680"/>
       </w:tblGrid>
       <w:tr>
         <w:tc>
           <w:tcPr>
             <w:tcW w:type="dxa" w:w="13680"/>
-            <w:gridSpan w:val="2"/>
             <w:shd w:fill="1F3864" w:color="auto" w:val="clear"/>
             <w:tcMar>
               <w:top w:type="dxa" w:w="60"/>
@@ -610,7 +668,7 @@
                 <w:sz w:val="22"/>
                 <w:szCs w:val="22"/>
               </w:rPr>
-              <w:t xml:space="preserve">Section 2: The Atomic Structure of Diamond and Graphite</w:t>
+              <w:t xml:space="preserve">Section 2: Explaining the Carbon Paradox</w:t>
             </w:r>
           </w:p>
         </w:tc>
@@ -618,7 +676,7 @@
       <w:tr>
         <w:tc>
           <w:tcPr>
-            <w:tcW w:type="dxa" w:w="3000"/>
+            <w:tcW w:type="dxa" w:w="13680"/>
             <w:shd w:fill="D9EEF1" w:color="auto" w:val="clear"/>
             <w:tcMar>
               <w:top w:type="dxa" w:w="60"/>
@@ -644,13 +702,75 @@
                 <w:sz w:val="18"/>
                 <w:szCs w:val="18"/>
               </w:rPr>
-              <w:t xml:space="preserve">Describe the bonding structure inside diamond and inside graphite. For each substance: state how many covalent bonds each carbon atom forms, describe the shape or arrangement of those bonds in space, and explain what happens to any valence electrons that are NOT used in bonding. Draw or describe a labelled diagram of each structure if it helps your explanation.</w:t>
-            </w:r>
-          </w:p>
-        </w:tc>
-        <w:tc>
-          <w:tcPr>
-            <w:tcW w:type="dxa" w:w="10680"/>
+              <w:t xml:space="preserve">Diamond and graphite are both made only of carbon atoms.</w:t>
+            </w:r>
+          </w:p>
+          <w:p>
+            <w:pPr>
+              <w:spacing w:after="40" w:before="0"/>
+              <w:jc w:val="left"/>
+            </w:pPr>
+            <w:r>
+              <w:rPr>
+                <w:rFonts w:ascii="Arial" w:cs="Arial" w:eastAsia="Arial" w:hAnsi="Arial"/>
+                <w:b/>
+                <w:bCs/>
+                <w:i w:val="false"/>
+                <w:iCs w:val="false"/>
+                <w:color w:val="000000"/>
+                <w:sz w:val="18"/>
+                <w:szCs w:val="18"/>
+              </w:rPr>
+              <w:t xml:space="preserve">(a) Describe how carbon atoms are bonded in diamond and how they are bonded in graphite. Include the number of bonds per carbon atom and the shape of the arrangement.</w:t>
+            </w:r>
+          </w:p>
+          <w:p>
+            <w:pPr>
+              <w:spacing w:after="40" w:before="0"/>
+              <w:jc w:val="left"/>
+            </w:pPr>
+            <w:r>
+              <w:rPr>
+                <w:rFonts w:ascii="Arial" w:cs="Arial" w:eastAsia="Arial" w:hAnsi="Arial"/>
+                <w:b/>
+                <w:bCs/>
+                <w:i w:val="false"/>
+                <w:iCs w:val="false"/>
+                <w:color w:val="000000"/>
+                <w:sz w:val="18"/>
+                <w:szCs w:val="18"/>
+              </w:rPr>
+              <w:t xml:space="preserve">(b) Use your answer to (a) to explain why graphite conducts electricity but diamond does not.</w:t>
+            </w:r>
+          </w:p>
+          <w:p>
+            <w:pPr>
+              <w:spacing w:after="40" w:before="0"/>
+              <w:jc w:val="left"/>
+            </w:pPr>
+            <w:r>
+              <w:rPr>
+                <w:rFonts w:ascii="Arial" w:cs="Arial" w:eastAsia="Arial" w:hAnsi="Arial"/>
+                <w:b/>
+                <w:bCs/>
+                <w:i w:val="false"/>
+                <w:iCs w:val="false"/>
+                <w:color w:val="000000"/>
+                <w:sz w:val="18"/>
+                <w:szCs w:val="18"/>
+              </w:rPr>
+              <w:t xml:space="preserve">(c) Explain why diamond scratched the ceramic tile while graphite smeared on it. Your answer must mention the forces inside the structure.</w:t>
+            </w:r>
+          </w:p>
+        </w:tc>
+      </w:tr>
+      <w:tr>
+        <w:trPr>
+          <w:trHeight w:val="4200" w:hRule="atLeast"/>
+        </w:trPr>
+        <w:tc>
+          <w:tcPr>
+            <w:tcW w:type="dxa" w:w="13680"/>
             <w:shd w:fill="FFFFFF" w:color="auto" w:val="clear"/>
             <w:tcMar>
               <w:top w:type="dxa" w:w="60"/>
@@ -670,51 +790,13 @@
                 <w:rFonts w:ascii="Arial" w:cs="Arial" w:eastAsia="Arial" w:hAnsi="Arial"/>
                 <w:b w:val="false"/>
                 <w:bCs w:val="false"/>
-                <w:i w:val="false"/>
-                <w:iCs w:val="false"/>
-                <w:color w:val="000000"/>
-                <w:sz w:val="18"/>
-                <w:szCs w:val="18"/>
-              </w:rPr>
-              <w:t xml:space="preserve">In diamond, each carbon atom uses all 4 of its valence electrons to form 4 strong covalent bonds with 4 neighbouring carbon atoms. These 4 bonds point outward in four different directions, equally spaced in three-dimensional space — this shape is called a tetrahedral arrangement (bond angles of approximately 109.5°). Every single carbon atom in the entire crystal is bonded this way, creating one giant, continuous three-dimensional covalent network that extends in all directions. There are no free electrons left over, because all 4 valence electrons are locked into bonds. The result is an enormous, rigid, interlocking lattice — like a microscopic three-dimensional chain-link structure that has no weak points.</w:t>
-            </w:r>
-          </w:p>
-          <w:p>
-            <w:pPr>
-              <w:spacing w:after="40" w:before="0"/>
-              <w:jc w:val="left"/>
-            </w:pPr>
-            <w:r>
-              <w:rPr>
-                <w:rFonts w:ascii="Arial" w:cs="Arial" w:eastAsia="Arial" w:hAnsi="Arial"/>
-                <w:b w:val="false"/>
-                <w:bCs w:val="false"/>
-                <w:i w:val="false"/>
-                <w:iCs w:val="false"/>
-                <w:color w:val="000000"/>
-                <w:sz w:val="18"/>
-                <w:szCs w:val="18"/>
-              </w:rPr>
-              <w:t xml:space="preserve"/>
-            </w:r>
-          </w:p>
-          <w:p>
-            <w:pPr>
-              <w:spacing w:after="40" w:before="0"/>
-              <w:jc w:val="left"/>
-            </w:pPr>
-            <w:r>
-              <w:rPr>
-                <w:rFonts w:ascii="Arial" w:cs="Arial" w:eastAsia="Arial" w:hAnsi="Arial"/>
-                <w:b w:val="false"/>
-                <w:bCs w:val="false"/>
-                <w:i w:val="false"/>
-                <w:iCs w:val="false"/>
-                <w:color w:val="000000"/>
-                <w:sz w:val="18"/>
-                <w:szCs w:val="18"/>
-              </w:rPr>
-              <w:t xml:space="preserve">In graphite, each carbon atom uses only 3 of its 4 valence electrons to form 3 covalent bonds with 3 neighbouring carbon atoms. These 3 bonds lie flat in one plane and point outward at 120° angles from each other, creating a hexagonal (six-sided) ring pattern — like a honeycomb tile — that extends outward in two dimensions to form a flat sheet called a graphene layer. Millions of these hexagonal sheets are stacked on top of each other. Crucially, the 4th valence electron of each carbon atom is NOT used in a bond within the layer. Instead, these leftover electrons are delocalised — they are free to move across the entire layer and are not 'owned' by any single atom. Between the layers, there are only weak intermolecular forces (van der Waals forces), not covalent bonds.</w:t>
+                <w:i/>
+                <w:iCs/>
+                <w:color w:val="808080"/>
+                <w:sz w:val="18"/>
+                <w:szCs w:val="18"/>
+              </w:rPr>
+              <w:t xml:space="preserve">Write your answer here:</w:t>
             </w:r>
           </w:p>
         </w:tc>
@@ -742,14 +824,12 @@
         <w:tblLayout w:type="fixed"/>
       </w:tblPr>
       <w:tblGrid>
-        <w:gridCol w:w="3000"/>
-        <w:gridCol w:w="10680"/>
+        <w:gridCol w:w="13680"/>
       </w:tblGrid>
       <w:tr>
         <w:tc>
           <w:tcPr>
             <w:tcW w:type="dxa" w:w="13680"/>
-            <w:gridSpan w:val="2"/>
             <w:shd w:fill="1F3864" w:color="auto" w:val="clear"/>
             <w:tcMar>
               <w:top w:type="dxa" w:w="60"/>
@@ -775,7 +855,7 @@
                 <w:sz w:val="22"/>
                 <w:szCs w:val="22"/>
               </w:rPr>
-              <w:t xml:space="preserve">Section 3: How Bonding Structure Determines Physical Properties</w:t>
+              <w:t xml:space="preserve">Section 3: Intermolecular Forces and Metallic Bonding</w:t>
             </w:r>
           </w:p>
         </w:tc>
@@ -783,7 +863,7 @@
       <w:tr>
         <w:tc>
           <w:tcPr>
-            <w:tcW w:type="dxa" w:w="3000"/>
+            <w:tcW w:type="dxa" w:w="13680"/>
             <w:shd w:fill="D9EEF1" w:color="auto" w:val="clear"/>
             <w:tcMar>
               <w:top w:type="dxa" w:w="60"/>
@@ -809,13 +889,56 @@
                 <w:sz w:val="18"/>
                 <w:szCs w:val="18"/>
               </w:rPr>
-              <w:t xml:space="preserve">Use the bonding structures you described in Section 2 to explain at least THREE contrasting physical properties of diamond and graphite: hardness, electrical conductivity, and one other property of your choice (e.g. texture/feel, melting point, opacity, or thermal conductivity). For each property, your explanation must link directly to the bonding structure — do not just state the property, explain the structural reason for it.</w:t>
-            </w:r>
-          </w:p>
-        </w:tc>
-        <w:tc>
-          <w:tcPr>
-            <w:tcW w:type="dxa" w:w="10680"/>
+              <w:t xml:space="preserve">(a) Water boils at 100 °C while H2S boils at -60 °C, even though H2S is a larger molecule. What does this show about the forces between water molecules, and what is the cause?</w:t>
+            </w:r>
+          </w:p>
+          <w:p>
+            <w:pPr>
+              <w:spacing w:after="40" w:before="0"/>
+              <w:jc w:val="left"/>
+            </w:pPr>
+            <w:r>
+              <w:rPr>
+                <w:rFonts w:ascii="Arial" w:cs="Arial" w:eastAsia="Arial" w:hAnsi="Arial"/>
+                <w:b/>
+                <w:bCs/>
+                <w:i w:val="false"/>
+                <w:iCs w:val="false"/>
+                <w:color w:val="000000"/>
+                <w:sz w:val="18"/>
+                <w:szCs w:val="18"/>
+              </w:rPr>
+              <w:t xml:space="preserve">(b) Iodine changes directly from solid to purple vapour when warmed gently. Name the forces holding iodine molecules together and explain why a non-polar substance still has these forces.</w:t>
+            </w:r>
+          </w:p>
+          <w:p>
+            <w:pPr>
+              <w:spacing w:after="40" w:before="0"/>
+              <w:jc w:val="left"/>
+            </w:pPr>
+            <w:r>
+              <w:rPr>
+                <w:rFonts w:ascii="Arial" w:cs="Arial" w:eastAsia="Arial" w:hAnsi="Arial"/>
+                <w:b/>
+                <w:bCs/>
+                <w:i w:val="false"/>
+                <w:iCs w:val="false"/>
+                <w:color w:val="000000"/>
+                <w:sz w:val="18"/>
+                <w:szCs w:val="18"/>
+              </w:rPr>
+              <w:t xml:space="preserve">(c) Describe the bonding in aluminium foil and use it to explain why aluminium conducts electricity and can be bent without breaking.</w:t>
+            </w:r>
+          </w:p>
+        </w:tc>
+      </w:tr>
+      <w:tr>
+        <w:trPr>
+          <w:trHeight w:val="4200" w:hRule="atLeast"/>
+        </w:trPr>
+        <w:tc>
+          <w:tcPr>
+            <w:tcW w:type="dxa" w:w="13680"/>
             <w:shd w:fill="FFFFFF" w:color="auto" w:val="clear"/>
             <w:tcMar>
               <w:top w:type="dxa" w:w="60"/>
@@ -835,89 +958,13 @@
                 <w:rFonts w:ascii="Arial" w:cs="Arial" w:eastAsia="Arial" w:hAnsi="Arial"/>
                 <w:b w:val="false"/>
                 <w:bCs w:val="false"/>
-                <w:i w:val="false"/>
-                <w:iCs w:val="false"/>
-                <w:color w:val="000000"/>
-                <w:sz w:val="18"/>
-                <w:szCs w:val="18"/>
-              </w:rPr>
-              <w:t xml:space="preserve">HARDNESS: Diamond is the hardest naturally occurring substance known — it scored 10 on the Mohs scale and scratched the ceramic tile in our classroom investigation. This extreme hardness exists because every carbon atom is locked into 4 strong covalent bonds in all three dimensions. To scratch or deform diamond, you would have to break millions of these strong covalent bonds simultaneously — this requires an enormous amount of energy, so virtually no material can do it. Graphite, by contrast, is so soft it leaves a grey smear on paper (that is how pencils work!). The carbon atoms within each graphene layer are held together strongly, but the layers themselves are only held to each other by weak van der Waals forces. When you press a pencil on paper, these weak forces are overcome easily and layers slide off onto the page. The structure explains everything: 3-D network of strong bonds = extreme hardness; 2-D layers with weak interlayer forces = softness and slipperiness.</w:t>
-            </w:r>
-          </w:p>
-          <w:p>
-            <w:pPr>
-              <w:spacing w:after="40" w:before="0"/>
-              <w:jc w:val="left"/>
-            </w:pPr>
-            <w:r>
-              <w:rPr>
-                <w:rFonts w:ascii="Arial" w:cs="Arial" w:eastAsia="Arial" w:hAnsi="Arial"/>
-                <w:b w:val="false"/>
-                <w:bCs w:val="false"/>
-                <w:i w:val="false"/>
-                <w:iCs w:val="false"/>
-                <w:color w:val="000000"/>
-                <w:sz w:val="18"/>
-                <w:szCs w:val="18"/>
-              </w:rPr>
-              <w:t xml:space="preserve"/>
-            </w:r>
-          </w:p>
-          <w:p>
-            <w:pPr>
-              <w:spacing w:after="40" w:before="0"/>
-              <w:jc w:val="left"/>
-            </w:pPr>
-            <w:r>
-              <w:rPr>
-                <w:rFonts w:ascii="Arial" w:cs="Arial" w:eastAsia="Arial" w:hAnsi="Arial"/>
-                <w:b w:val="false"/>
-                <w:bCs w:val="false"/>
-                <w:i w:val="false"/>
-                <w:iCs w:val="false"/>
-                <w:color w:val="000000"/>
-                <w:sz w:val="18"/>
-                <w:szCs w:val="18"/>
-              </w:rPr>
-              <w:t xml:space="preserve">ELECTRICAL CONDUCTIVITY: In our investigation, graphite lit the conductivity bulb brightly while diamond did not conduct at all. Electrical conduction requires charged particles — usually electrons — that are free to move through the material. In graphite, the delocalised 4th electrons from every carbon atom form a 'sea' of mobile electrons spread across each graphene layer. When a voltage is applied, these electrons flow, carrying electric current — just like the free electrons in a metal. In diamond, ALL 4 valence electrons of every carbon atom are locked tightly into covalent bonds and cannot move freely. There are no mobile charge carriers, so diamond cannot conduct electricity and is used as an electrical insulator.</w:t>
-            </w:r>
-          </w:p>
-          <w:p>
-            <w:pPr>
-              <w:spacing w:after="40" w:before="0"/>
-              <w:jc w:val="left"/>
-            </w:pPr>
-            <w:r>
-              <w:rPr>
-                <w:rFonts w:ascii="Arial" w:cs="Arial" w:eastAsia="Arial" w:hAnsi="Arial"/>
-                <w:b w:val="false"/>
-                <w:bCs w:val="false"/>
-                <w:i w:val="false"/>
-                <w:iCs w:val="false"/>
-                <w:color w:val="000000"/>
-                <w:sz w:val="18"/>
-                <w:szCs w:val="18"/>
-              </w:rPr>
-              <w:t xml:space="preserve"/>
-            </w:r>
-          </w:p>
-          <w:p>
-            <w:pPr>
-              <w:spacing w:after="40" w:before="0"/>
-              <w:jc w:val="left"/>
-            </w:pPr>
-            <w:r>
-              <w:rPr>
-                <w:rFonts w:ascii="Arial" w:cs="Arial" w:eastAsia="Arial" w:hAnsi="Arial"/>
-                <w:b w:val="false"/>
-                <w:bCs w:val="false"/>
-                <w:i w:val="false"/>
-                <w:iCs w:val="false"/>
-                <w:color w:val="000000"/>
-                <w:sz w:val="18"/>
-                <w:szCs w:val="18"/>
-              </w:rPr>
-              <w:t xml:space="preserve">MELTING POINT: Both diamond and graphite have very high melting points compared to most substances — diamond melts above 3 500 °C, and graphite sublimes at around 3 600 °C. This is because in BOTH structures, the carbon atoms within the lattice (diamond) or within each layer (graphite) are connected by strong covalent bonds. To melt either substance, you must supply enough energy to break these strong covalent bonds, which requires extremely high temperatures. This contrasts sharply with ionic compounds like table salt (NaCl, melting point 801 °C) or molecular substances like water (0 °C), where only weaker forces need to be overcome. The high melting point is direct evidence of strong covalent bonding in both allotropes.</w:t>
+                <w:i/>
+                <w:iCs/>
+                <w:color w:val="808080"/>
+                <w:sz w:val="18"/>
+                <w:szCs w:val="18"/>
+              </w:rPr>
+              <w:t xml:space="preserve">Write your answer here:</w:t>
             </w:r>
           </w:p>
         </w:tc>
@@ -945,14 +992,12 @@
         <w:tblLayout w:type="fixed"/>
       </w:tblPr>
       <w:tblGrid>
-        <w:gridCol w:w="3000"/>
-        <w:gridCol w:w="10680"/>
+        <w:gridCol w:w="13680"/>
       </w:tblGrid>
       <w:tr>
         <w:tc>
           <w:tcPr>
             <w:tcW w:type="dxa" w:w="13680"/>
-            <w:gridSpan w:val="2"/>
             <w:shd w:fill="1F3864" w:color="auto" w:val="clear"/>
             <w:tcMar>
               <w:top w:type="dxa" w:w="60"/>
@@ -978,7 +1023,7 @@
                 <w:sz w:val="22"/>
                 <w:szCs w:val="22"/>
               </w:rPr>
-              <w:t xml:space="preserve">Section 4: From Structure to Real-World Uses</w:t>
+              <w:t xml:space="preserve">Section 4: Bond Type, Structure and Properties</w:t>
             </w:r>
           </w:p>
         </w:tc>
@@ -986,7 +1031,7 @@
       <w:tr>
         <w:tc>
           <w:tcPr>
-            <w:tcW w:type="dxa" w:w="3000"/>
+            <w:tcW w:type="dxa" w:w="13680"/>
             <w:shd w:fill="D9EEF1" w:color="auto" w:val="clear"/>
             <w:tcMar>
               <w:top w:type="dxa" w:w="60"/>
@@ -1012,25 +1057,1024 @@
                 <w:sz w:val="18"/>
                 <w:szCs w:val="18"/>
               </w:rPr>
-              <w:t xml:space="preserve">Explain how the different bonding structures of diamond and graphite make each substance suited to specific real-world uses. Give at least TWO uses for each substance and explain, for each use, which specific property (arising from the bonding structure) makes it suitable. Where possible, refer to Kenyan or African contexts.</w:t>
-            </w:r>
-          </w:p>
-        </w:tc>
-        <w:tc>
-          <w:tcPr>
-            <w:tcW w:type="dxa" w:w="10680"/>
-            <w:shd w:fill="FFFFFF" w:color="auto" w:val="clear"/>
-            <w:tcMar>
-              <w:top w:type="dxa" w:w="60"/>
-              <w:left w:type="dxa" w:w="120"/>
-              <w:bottom w:type="dxa" w:w="60"/>
-              <w:right w:type="dxa" w:w="120"/>
-            </w:tcMar>
-            <w:vAlign w:val="top"/>
-          </w:tcPr>
-          <w:p>
-            <w:pPr>
-              <w:spacing w:after="40" w:before="0"/>
+              <w:t xml:space="preserve">Use the table of results from your investigation to answer the questions below.</w:t>
+            </w:r>
+          </w:p>
+          <w:p>
+            <w:pPr>
+              <w:spacing w:after="40" w:before="0"/>
+              <w:jc w:val="left"/>
+            </w:pPr>
+            <w:r>
+              <w:rPr>
+                <w:rFonts w:ascii="Arial" w:cs="Arial" w:eastAsia="Arial" w:hAnsi="Arial"/>
+                <w:b/>
+                <w:bCs/>
+                <w:i w:val="false"/>
+                <w:iCs w:val="false"/>
+                <w:color w:val="000000"/>
+                <w:sz w:val="18"/>
+                <w:szCs w:val="18"/>
+              </w:rPr>
+              <w:t xml:space="preserve"/>
+            </w:r>
+          </w:p>
+          <w:tbl>
+            <w:tblPr>
+              <w:tblW w:type="dxa" w:w="13320"/>
+              <w:tblBorders>
+                <w:top w:val="single" w:color="AAAAAA" w:sz="4"/>
+                <w:left w:val="single" w:color="AAAAAA" w:sz="4"/>
+                <w:bottom w:val="single" w:color="AAAAAA" w:sz="4"/>
+                <w:right w:val="single" w:color="AAAAAA" w:sz="4"/>
+                <w:insideH w:val="single" w:color="auto" w:sz="4"/>
+                <w:insideV w:val="single" w:color="auto" w:sz="4"/>
+              </w:tblBorders>
+              <w:tblLayout w:type="fixed"/>
+            </w:tblPr>
+            <w:tblGrid>
+              <w:gridCol w:w="2664"/>
+              <w:gridCol w:w="2664"/>
+              <w:gridCol w:w="2664"/>
+              <w:gridCol w:w="2664"/>
+              <w:gridCol w:w="2664"/>
+            </w:tblGrid>
+            <w:tr>
+              <w:tc>
+                <w:tcPr>
+                  <w:tcW w:type="dxa" w:w="2664"/>
+                  <w:shd w:fill="D5E8F0" w:color="auto" w:val="clear"/>
+                  <w:tcMar>
+                    <w:top w:type="dxa" w:w="60"/>
+                    <w:left w:type="dxa" w:w="120"/>
+                    <w:bottom w:type="dxa" w:w="60"/>
+                    <w:right w:type="dxa" w:w="120"/>
+                  </w:tcMar>
+                  <w:vAlign w:val="top"/>
+                </w:tcPr>
+                <w:p>
+                  <w:pPr>
+                    <w:spacing w:after="40" w:before="0"/>
+                    <w:jc w:val="left"/>
+                  </w:pPr>
+                  <w:r>
+                    <w:rPr>
+                      <w:rFonts w:ascii="Arial" w:cs="Arial" w:eastAsia="Arial" w:hAnsi="Arial"/>
+                      <w:b/>
+                      <w:bCs/>
+                      <w:i w:val="false"/>
+                      <w:iCs w:val="false"/>
+                      <w:color w:val="000000"/>
+                      <w:sz w:val="18"/>
+                      <w:szCs w:val="18"/>
+                    </w:rPr>
+                    <w:t xml:space="preserve">Substance</w:t>
+                  </w:r>
+                </w:p>
+              </w:tc>
+              <w:tc>
+                <w:tcPr>
+                  <w:tcW w:type="dxa" w:w="2664"/>
+                  <w:shd w:fill="D5E8F0" w:color="auto" w:val="clear"/>
+                  <w:tcMar>
+                    <w:top w:type="dxa" w:w="60"/>
+                    <w:left w:type="dxa" w:w="120"/>
+                    <w:bottom w:type="dxa" w:w="60"/>
+                    <w:right w:type="dxa" w:w="120"/>
+                  </w:tcMar>
+                  <w:vAlign w:val="top"/>
+                </w:tcPr>
+                <w:p>
+                  <w:pPr>
+                    <w:spacing w:after="40" w:before="0"/>
+                    <w:jc w:val="left"/>
+                  </w:pPr>
+                  <w:r>
+                    <w:rPr>
+                      <w:rFonts w:ascii="Arial" w:cs="Arial" w:eastAsia="Arial" w:hAnsi="Arial"/>
+                      <w:b/>
+                      <w:bCs/>
+                      <w:i w:val="false"/>
+                      <w:iCs w:val="false"/>
+                      <w:color w:val="000000"/>
+                      <w:sz w:val="18"/>
+                      <w:szCs w:val="18"/>
+                    </w:rPr>
+                    <w:t xml:space="preserve">Structure type</w:t>
+                  </w:r>
+                </w:p>
+              </w:tc>
+              <w:tc>
+                <w:tcPr>
+                  <w:tcW w:type="dxa" w:w="2664"/>
+                  <w:shd w:fill="D5E8F0" w:color="auto" w:val="clear"/>
+                  <w:tcMar>
+                    <w:top w:type="dxa" w:w="60"/>
+                    <w:left w:type="dxa" w:w="120"/>
+                    <w:bottom w:type="dxa" w:w="60"/>
+                    <w:right w:type="dxa" w:w="120"/>
+                  </w:tcMar>
+                  <w:vAlign w:val="top"/>
+                </w:tcPr>
+                <w:p>
+                  <w:pPr>
+                    <w:spacing w:after="40" w:before="0"/>
+                    <w:jc w:val="left"/>
+                  </w:pPr>
+                  <w:r>
+                    <w:rPr>
+                      <w:rFonts w:ascii="Arial" w:cs="Arial" w:eastAsia="Arial" w:hAnsi="Arial"/>
+                      <w:b/>
+                      <w:bCs/>
+                      <w:i w:val="false"/>
+                      <w:iCs w:val="false"/>
+                      <w:color w:val="000000"/>
+                      <w:sz w:val="18"/>
+                      <w:szCs w:val="18"/>
+                    </w:rPr>
+                    <w:t xml:space="preserve">Dissolves in water</w:t>
+                  </w:r>
+                </w:p>
+              </w:tc>
+              <w:tc>
+                <w:tcPr>
+                  <w:tcW w:type="dxa" w:w="2664"/>
+                  <w:shd w:fill="D5E8F0" w:color="auto" w:val="clear"/>
+                  <w:tcMar>
+                    <w:top w:type="dxa" w:w="60"/>
+                    <w:left w:type="dxa" w:w="120"/>
+                    <w:bottom w:type="dxa" w:w="60"/>
+                    <w:right w:type="dxa" w:w="120"/>
+                  </w:tcMar>
+                  <w:vAlign w:val="top"/>
+                </w:tcPr>
+                <w:p>
+                  <w:pPr>
+                    <w:spacing w:after="40" w:before="0"/>
+                    <w:jc w:val="left"/>
+                  </w:pPr>
+                  <w:r>
+                    <w:rPr>
+                      <w:rFonts w:ascii="Arial" w:cs="Arial" w:eastAsia="Arial" w:hAnsi="Arial"/>
+                      <w:b/>
+                      <w:bCs/>
+                      <w:i w:val="false"/>
+                      <w:iCs w:val="false"/>
+                      <w:color w:val="000000"/>
+                      <w:sz w:val="18"/>
+                      <w:szCs w:val="18"/>
+                    </w:rPr>
+                    <w:t xml:space="preserve">Conducts as solid</w:t>
+                  </w:r>
+                </w:p>
+              </w:tc>
+              <w:tc>
+                <w:tcPr>
+                  <w:tcW w:type="dxa" w:w="2664"/>
+                  <w:shd w:fill="D5E8F0" w:color="auto" w:val="clear"/>
+                  <w:tcMar>
+                    <w:top w:type="dxa" w:w="60"/>
+                    <w:left w:type="dxa" w:w="120"/>
+                    <w:bottom w:type="dxa" w:w="60"/>
+                    <w:right w:type="dxa" w:w="120"/>
+                  </w:tcMar>
+                  <w:vAlign w:val="top"/>
+                </w:tcPr>
+                <w:p>
+                  <w:pPr>
+                    <w:spacing w:after="40" w:before="0"/>
+                    <w:jc w:val="left"/>
+                  </w:pPr>
+                  <w:r>
+                    <w:rPr>
+                      <w:rFonts w:ascii="Arial" w:cs="Arial" w:eastAsia="Arial" w:hAnsi="Arial"/>
+                      <w:b/>
+                      <w:bCs/>
+                      <w:i w:val="false"/>
+                      <w:iCs w:val="false"/>
+                      <w:color w:val="000000"/>
+                      <w:sz w:val="18"/>
+                      <w:szCs w:val="18"/>
+                    </w:rPr>
+                    <w:t xml:space="preserve">Conducts when dissolved</w:t>
+                  </w:r>
+                </w:p>
+              </w:tc>
+            </w:tr>
+            <w:tr>
+              <w:tc>
+                <w:tcPr>
+                  <w:tcW w:type="dxa" w:w="2664"/>
+                  <w:shd w:fill="FFFFFF" w:color="auto" w:val="clear"/>
+                  <w:tcMar>
+                    <w:top w:type="dxa" w:w="60"/>
+                    <w:left w:type="dxa" w:w="120"/>
+                    <w:bottom w:type="dxa" w:w="60"/>
+                    <w:right w:type="dxa" w:w="120"/>
+                  </w:tcMar>
+                  <w:vAlign w:val="top"/>
+                </w:tcPr>
+                <w:p>
+                  <w:pPr>
+                    <w:spacing w:after="40" w:before="0"/>
+                    <w:jc w:val="left"/>
+                  </w:pPr>
+                  <w:r>
+                    <w:rPr>
+                      <w:rFonts w:ascii="Arial" w:cs="Arial" w:eastAsia="Arial" w:hAnsi="Arial"/>
+                      <w:b w:val="false"/>
+                      <w:bCs w:val="false"/>
+                      <w:i w:val="false"/>
+                      <w:iCs w:val="false"/>
+                      <w:color w:val="000000"/>
+                      <w:sz w:val="18"/>
+                      <w:szCs w:val="18"/>
+                    </w:rPr>
+                    <w:t xml:space="preserve">NaCl</w:t>
+                  </w:r>
+                </w:p>
+              </w:tc>
+              <w:tc>
+                <w:tcPr>
+                  <w:tcW w:type="dxa" w:w="2664"/>
+                  <w:shd w:fill="FFFFFF" w:color="auto" w:val="clear"/>
+                  <w:tcMar>
+                    <w:top w:type="dxa" w:w="60"/>
+                    <w:left w:type="dxa" w:w="120"/>
+                    <w:bottom w:type="dxa" w:w="60"/>
+                    <w:right w:type="dxa" w:w="120"/>
+                  </w:tcMar>
+                  <w:vAlign w:val="top"/>
+                </w:tcPr>
+                <w:p>
+                  <w:pPr>
+                    <w:spacing w:after="40" w:before="0"/>
+                    <w:jc w:val="left"/>
+                  </w:pPr>
+                  <w:r>
+                    <w:rPr>
+                      <w:rFonts w:ascii="Arial" w:cs="Arial" w:eastAsia="Arial" w:hAnsi="Arial"/>
+                      <w:b w:val="false"/>
+                      <w:bCs w:val="false"/>
+                      <w:i w:val="false"/>
+                      <w:iCs w:val="false"/>
+                      <w:color w:val="000000"/>
+                      <w:sz w:val="18"/>
+                      <w:szCs w:val="18"/>
+                    </w:rPr>
+                    <w:t xml:space="preserve">Giant ionic</w:t>
+                  </w:r>
+                </w:p>
+              </w:tc>
+              <w:tc>
+                <w:tcPr>
+                  <w:tcW w:type="dxa" w:w="2664"/>
+                  <w:shd w:fill="FFFFFF" w:color="auto" w:val="clear"/>
+                  <w:tcMar>
+                    <w:top w:type="dxa" w:w="60"/>
+                    <w:left w:type="dxa" w:w="120"/>
+                    <w:bottom w:type="dxa" w:w="60"/>
+                    <w:right w:type="dxa" w:w="120"/>
+                  </w:tcMar>
+                  <w:vAlign w:val="top"/>
+                </w:tcPr>
+                <w:p>
+                  <w:pPr>
+                    <w:spacing w:after="40" w:before="0"/>
+                    <w:jc w:val="left"/>
+                  </w:pPr>
+                  <w:r>
+                    <w:rPr>
+                      <w:rFonts w:ascii="Arial" w:cs="Arial" w:eastAsia="Arial" w:hAnsi="Arial"/>
+                      <w:b w:val="false"/>
+                      <w:bCs w:val="false"/>
+                      <w:i w:val="false"/>
+                      <w:iCs w:val="false"/>
+                      <w:color w:val="000000"/>
+                      <w:sz w:val="18"/>
+                      <w:szCs w:val="18"/>
+                    </w:rPr>
+                    <w:t xml:space="preserve">Yes</w:t>
+                  </w:r>
+                </w:p>
+              </w:tc>
+              <w:tc>
+                <w:tcPr>
+                  <w:tcW w:type="dxa" w:w="2664"/>
+                  <w:shd w:fill="FFFFFF" w:color="auto" w:val="clear"/>
+                  <w:tcMar>
+                    <w:top w:type="dxa" w:w="60"/>
+                    <w:left w:type="dxa" w:w="120"/>
+                    <w:bottom w:type="dxa" w:w="60"/>
+                    <w:right w:type="dxa" w:w="120"/>
+                  </w:tcMar>
+                  <w:vAlign w:val="top"/>
+                </w:tcPr>
+                <w:p>
+                  <w:pPr>
+                    <w:spacing w:after="40" w:before="0"/>
+                    <w:jc w:val="left"/>
+                  </w:pPr>
+                  <w:r>
+                    <w:rPr>
+                      <w:rFonts w:ascii="Arial" w:cs="Arial" w:eastAsia="Arial" w:hAnsi="Arial"/>
+                      <w:b w:val="false"/>
+                      <w:bCs w:val="false"/>
+                      <w:i w:val="false"/>
+                      <w:iCs w:val="false"/>
+                      <w:color w:val="000000"/>
+                      <w:sz w:val="18"/>
+                      <w:szCs w:val="18"/>
+                    </w:rPr>
+                    <w:t xml:space="preserve">No</w:t>
+                  </w:r>
+                </w:p>
+              </w:tc>
+              <w:tc>
+                <w:tcPr>
+                  <w:tcW w:type="dxa" w:w="2664"/>
+                  <w:shd w:fill="FFFFFF" w:color="auto" w:val="clear"/>
+                  <w:tcMar>
+                    <w:top w:type="dxa" w:w="60"/>
+                    <w:left w:type="dxa" w:w="120"/>
+                    <w:bottom w:type="dxa" w:w="60"/>
+                    <w:right w:type="dxa" w:w="120"/>
+                  </w:tcMar>
+                  <w:vAlign w:val="top"/>
+                </w:tcPr>
+                <w:p>
+                  <w:pPr>
+                    <w:spacing w:after="40" w:before="0"/>
+                    <w:jc w:val="left"/>
+                  </w:pPr>
+                  <w:r>
+                    <w:rPr>
+                      <w:rFonts w:ascii="Arial" w:cs="Arial" w:eastAsia="Arial" w:hAnsi="Arial"/>
+                      <w:b w:val="false"/>
+                      <w:bCs w:val="false"/>
+                      <w:i w:val="false"/>
+                      <w:iCs w:val="false"/>
+                      <w:color w:val="000000"/>
+                      <w:sz w:val="18"/>
+                      <w:szCs w:val="18"/>
+                    </w:rPr>
+                    <w:t xml:space="preserve">Yes</w:t>
+                  </w:r>
+                </w:p>
+              </w:tc>
+            </w:tr>
+            <w:tr>
+              <w:tc>
+                <w:tcPr>
+                  <w:tcW w:type="dxa" w:w="2664"/>
+                  <w:shd w:fill="FFFFFF" w:color="auto" w:val="clear"/>
+                  <w:tcMar>
+                    <w:top w:type="dxa" w:w="60"/>
+                    <w:left w:type="dxa" w:w="120"/>
+                    <w:bottom w:type="dxa" w:w="60"/>
+                    <w:right w:type="dxa" w:w="120"/>
+                  </w:tcMar>
+                  <w:vAlign w:val="top"/>
+                </w:tcPr>
+                <w:p>
+                  <w:pPr>
+                    <w:spacing w:after="40" w:before="0"/>
+                    <w:jc w:val="left"/>
+                  </w:pPr>
+                  <w:r>
+                    <w:rPr>
+                      <w:rFonts w:ascii="Arial" w:cs="Arial" w:eastAsia="Arial" w:hAnsi="Arial"/>
+                      <w:b w:val="false"/>
+                      <w:bCs w:val="false"/>
+                      <w:i w:val="false"/>
+                      <w:iCs w:val="false"/>
+                      <w:color w:val="000000"/>
+                      <w:sz w:val="18"/>
+                      <w:szCs w:val="18"/>
+                    </w:rPr>
+                    <w:t xml:space="preserve">Sugar</w:t>
+                  </w:r>
+                </w:p>
+              </w:tc>
+              <w:tc>
+                <w:tcPr>
+                  <w:tcW w:type="dxa" w:w="2664"/>
+                  <w:shd w:fill="FFFFFF" w:color="auto" w:val="clear"/>
+                  <w:tcMar>
+                    <w:top w:type="dxa" w:w="60"/>
+                    <w:left w:type="dxa" w:w="120"/>
+                    <w:bottom w:type="dxa" w:w="60"/>
+                    <w:right w:type="dxa" w:w="120"/>
+                  </w:tcMar>
+                  <w:vAlign w:val="top"/>
+                </w:tcPr>
+                <w:p>
+                  <w:pPr>
+                    <w:spacing w:after="40" w:before="0"/>
+                    <w:jc w:val="left"/>
+                  </w:pPr>
+                  <w:r>
+                    <w:rPr>
+                      <w:rFonts w:ascii="Arial" w:cs="Arial" w:eastAsia="Arial" w:hAnsi="Arial"/>
+                      <w:b w:val="false"/>
+                      <w:bCs w:val="false"/>
+                      <w:i w:val="false"/>
+                      <w:iCs w:val="false"/>
+                      <w:color w:val="000000"/>
+                      <w:sz w:val="18"/>
+                      <w:szCs w:val="18"/>
+                    </w:rPr>
+                    <w:t xml:space="preserve">Simple molecular</w:t>
+                  </w:r>
+                </w:p>
+              </w:tc>
+              <w:tc>
+                <w:tcPr>
+                  <w:tcW w:type="dxa" w:w="2664"/>
+                  <w:shd w:fill="FFFFFF" w:color="auto" w:val="clear"/>
+                  <w:tcMar>
+                    <w:top w:type="dxa" w:w="60"/>
+                    <w:left w:type="dxa" w:w="120"/>
+                    <w:bottom w:type="dxa" w:w="60"/>
+                    <w:right w:type="dxa" w:w="120"/>
+                  </w:tcMar>
+                  <w:vAlign w:val="top"/>
+                </w:tcPr>
+                <w:p>
+                  <w:pPr>
+                    <w:spacing w:after="40" w:before="0"/>
+                    <w:jc w:val="left"/>
+                  </w:pPr>
+                  <w:r>
+                    <w:rPr>
+                      <w:rFonts w:ascii="Arial" w:cs="Arial" w:eastAsia="Arial" w:hAnsi="Arial"/>
+                      <w:b w:val="false"/>
+                      <w:bCs w:val="false"/>
+                      <w:i w:val="false"/>
+                      <w:iCs w:val="false"/>
+                      <w:color w:val="000000"/>
+                      <w:sz w:val="18"/>
+                      <w:szCs w:val="18"/>
+                    </w:rPr>
+                    <w:t xml:space="preserve">Yes</w:t>
+                  </w:r>
+                </w:p>
+              </w:tc>
+              <w:tc>
+                <w:tcPr>
+                  <w:tcW w:type="dxa" w:w="2664"/>
+                  <w:shd w:fill="FFFFFF" w:color="auto" w:val="clear"/>
+                  <w:tcMar>
+                    <w:top w:type="dxa" w:w="60"/>
+                    <w:left w:type="dxa" w:w="120"/>
+                    <w:bottom w:type="dxa" w:w="60"/>
+                    <w:right w:type="dxa" w:w="120"/>
+                  </w:tcMar>
+                  <w:vAlign w:val="top"/>
+                </w:tcPr>
+                <w:p>
+                  <w:pPr>
+                    <w:spacing w:after="40" w:before="0"/>
+                    <w:jc w:val="left"/>
+                  </w:pPr>
+                  <w:r>
+                    <w:rPr>
+                      <w:rFonts w:ascii="Arial" w:cs="Arial" w:eastAsia="Arial" w:hAnsi="Arial"/>
+                      <w:b w:val="false"/>
+                      <w:bCs w:val="false"/>
+                      <w:i w:val="false"/>
+                      <w:iCs w:val="false"/>
+                      <w:color w:val="000000"/>
+                      <w:sz w:val="18"/>
+                      <w:szCs w:val="18"/>
+                    </w:rPr>
+                    <w:t xml:space="preserve">No</w:t>
+                  </w:r>
+                </w:p>
+              </w:tc>
+              <w:tc>
+                <w:tcPr>
+                  <w:tcW w:type="dxa" w:w="2664"/>
+                  <w:shd w:fill="FFFFFF" w:color="auto" w:val="clear"/>
+                  <w:tcMar>
+                    <w:top w:type="dxa" w:w="60"/>
+                    <w:left w:type="dxa" w:w="120"/>
+                    <w:bottom w:type="dxa" w:w="60"/>
+                    <w:right w:type="dxa" w:w="120"/>
+                  </w:tcMar>
+                  <w:vAlign w:val="top"/>
+                </w:tcPr>
+                <w:p>
+                  <w:pPr>
+                    <w:spacing w:after="40" w:before="0"/>
+                    <w:jc w:val="left"/>
+                  </w:pPr>
+                  <w:r>
+                    <w:rPr>
+                      <w:rFonts w:ascii="Arial" w:cs="Arial" w:eastAsia="Arial" w:hAnsi="Arial"/>
+                      <w:b w:val="false"/>
+                      <w:bCs w:val="false"/>
+                      <w:i w:val="false"/>
+                      <w:iCs w:val="false"/>
+                      <w:color w:val="000000"/>
+                      <w:sz w:val="18"/>
+                      <w:szCs w:val="18"/>
+                    </w:rPr>
+                    <w:t xml:space="preserve">No</w:t>
+                  </w:r>
+                </w:p>
+              </w:tc>
+            </w:tr>
+            <w:tr>
+              <w:tc>
+                <w:tcPr>
+                  <w:tcW w:type="dxa" w:w="2664"/>
+                  <w:shd w:fill="FFFFFF" w:color="auto" w:val="clear"/>
+                  <w:tcMar>
+                    <w:top w:type="dxa" w:w="60"/>
+                    <w:left w:type="dxa" w:w="120"/>
+                    <w:bottom w:type="dxa" w:w="60"/>
+                    <w:right w:type="dxa" w:w="120"/>
+                  </w:tcMar>
+                  <w:vAlign w:val="top"/>
+                </w:tcPr>
+                <w:p>
+                  <w:pPr>
+                    <w:spacing w:after="40" w:before="0"/>
+                    <w:jc w:val="left"/>
+                  </w:pPr>
+                  <w:r>
+                    <w:rPr>
+                      <w:rFonts w:ascii="Arial" w:cs="Arial" w:eastAsia="Arial" w:hAnsi="Arial"/>
+                      <w:b w:val="false"/>
+                      <w:bCs w:val="false"/>
+                      <w:i w:val="false"/>
+                      <w:iCs w:val="false"/>
+                      <w:color w:val="000000"/>
+                      <w:sz w:val="18"/>
+                      <w:szCs w:val="18"/>
+                    </w:rPr>
+                    <w:t xml:space="preserve">SiO2 (sand)</w:t>
+                  </w:r>
+                </w:p>
+              </w:tc>
+              <w:tc>
+                <w:tcPr>
+                  <w:tcW w:type="dxa" w:w="2664"/>
+                  <w:shd w:fill="FFFFFF" w:color="auto" w:val="clear"/>
+                  <w:tcMar>
+                    <w:top w:type="dxa" w:w="60"/>
+                    <w:left w:type="dxa" w:w="120"/>
+                    <w:bottom w:type="dxa" w:w="60"/>
+                    <w:right w:type="dxa" w:w="120"/>
+                  </w:tcMar>
+                  <w:vAlign w:val="top"/>
+                </w:tcPr>
+                <w:p>
+                  <w:pPr>
+                    <w:spacing w:after="40" w:before="0"/>
+                    <w:jc w:val="left"/>
+                  </w:pPr>
+                  <w:r>
+                    <w:rPr>
+                      <w:rFonts w:ascii="Arial" w:cs="Arial" w:eastAsia="Arial" w:hAnsi="Arial"/>
+                      <w:b w:val="false"/>
+                      <w:bCs w:val="false"/>
+                      <w:i w:val="false"/>
+                      <w:iCs w:val="false"/>
+                      <w:color w:val="000000"/>
+                      <w:sz w:val="18"/>
+                      <w:szCs w:val="18"/>
+                    </w:rPr>
+                    <w:t xml:space="preserve">Giant covalent</w:t>
+                  </w:r>
+                </w:p>
+              </w:tc>
+              <w:tc>
+                <w:tcPr>
+                  <w:tcW w:type="dxa" w:w="2664"/>
+                  <w:shd w:fill="FFFFFF" w:color="auto" w:val="clear"/>
+                  <w:tcMar>
+                    <w:top w:type="dxa" w:w="60"/>
+                    <w:left w:type="dxa" w:w="120"/>
+                    <w:bottom w:type="dxa" w:w="60"/>
+                    <w:right w:type="dxa" w:w="120"/>
+                  </w:tcMar>
+                  <w:vAlign w:val="top"/>
+                </w:tcPr>
+                <w:p>
+                  <w:pPr>
+                    <w:spacing w:after="40" w:before="0"/>
+                    <w:jc w:val="left"/>
+                  </w:pPr>
+                  <w:r>
+                    <w:rPr>
+                      <w:rFonts w:ascii="Arial" w:cs="Arial" w:eastAsia="Arial" w:hAnsi="Arial"/>
+                      <w:b w:val="false"/>
+                      <w:bCs w:val="false"/>
+                      <w:i w:val="false"/>
+                      <w:iCs w:val="false"/>
+                      <w:color w:val="000000"/>
+                      <w:sz w:val="18"/>
+                      <w:szCs w:val="18"/>
+                    </w:rPr>
+                    <w:t xml:space="preserve">No</w:t>
+                  </w:r>
+                </w:p>
+              </w:tc>
+              <w:tc>
+                <w:tcPr>
+                  <w:tcW w:type="dxa" w:w="2664"/>
+                  <w:shd w:fill="FFFFFF" w:color="auto" w:val="clear"/>
+                  <w:tcMar>
+                    <w:top w:type="dxa" w:w="60"/>
+                    <w:left w:type="dxa" w:w="120"/>
+                    <w:bottom w:type="dxa" w:w="60"/>
+                    <w:right w:type="dxa" w:w="120"/>
+                  </w:tcMar>
+                  <w:vAlign w:val="top"/>
+                </w:tcPr>
+                <w:p>
+                  <w:pPr>
+                    <w:spacing w:after="40" w:before="0"/>
+                    <w:jc w:val="left"/>
+                  </w:pPr>
+                  <w:r>
+                    <w:rPr>
+                      <w:rFonts w:ascii="Arial" w:cs="Arial" w:eastAsia="Arial" w:hAnsi="Arial"/>
+                      <w:b w:val="false"/>
+                      <w:bCs w:val="false"/>
+                      <w:i w:val="false"/>
+                      <w:iCs w:val="false"/>
+                      <w:color w:val="000000"/>
+                      <w:sz w:val="18"/>
+                      <w:szCs w:val="18"/>
+                    </w:rPr>
+                    <w:t xml:space="preserve">No</w:t>
+                  </w:r>
+                </w:p>
+              </w:tc>
+              <w:tc>
+                <w:tcPr>
+                  <w:tcW w:type="dxa" w:w="2664"/>
+                  <w:shd w:fill="FFFFFF" w:color="auto" w:val="clear"/>
+                  <w:tcMar>
+                    <w:top w:type="dxa" w:w="60"/>
+                    <w:left w:type="dxa" w:w="120"/>
+                    <w:bottom w:type="dxa" w:w="60"/>
+                    <w:right w:type="dxa" w:w="120"/>
+                  </w:tcMar>
+                  <w:vAlign w:val="top"/>
+                </w:tcPr>
+                <w:p>
+                  <w:pPr>
+                    <w:spacing w:after="40" w:before="0"/>
+                    <w:jc w:val="left"/>
+                  </w:pPr>
+                  <w:r>
+                    <w:rPr>
+                      <w:rFonts w:ascii="Arial" w:cs="Arial" w:eastAsia="Arial" w:hAnsi="Arial"/>
+                      <w:b w:val="false"/>
+                      <w:bCs w:val="false"/>
+                      <w:i w:val="false"/>
+                      <w:iCs w:val="false"/>
+                      <w:color w:val="000000"/>
+                      <w:sz w:val="18"/>
+                      <w:szCs w:val="18"/>
+                    </w:rPr>
+                    <w:t xml:space="preserve">Not applicable</w:t>
+                  </w:r>
+                </w:p>
+              </w:tc>
+            </w:tr>
+            <w:tr>
+              <w:tc>
+                <w:tcPr>
+                  <w:tcW w:type="dxa" w:w="2664"/>
+                  <w:shd w:fill="FFFFFF" w:color="auto" w:val="clear"/>
+                  <w:tcMar>
+                    <w:top w:type="dxa" w:w="60"/>
+                    <w:left w:type="dxa" w:w="120"/>
+                    <w:bottom w:type="dxa" w:w="60"/>
+                    <w:right w:type="dxa" w:w="120"/>
+                  </w:tcMar>
+                  <w:vAlign w:val="top"/>
+                </w:tcPr>
+                <w:p>
+                  <w:pPr>
+                    <w:spacing w:after="40" w:before="0"/>
+                    <w:jc w:val="left"/>
+                  </w:pPr>
+                  <w:r>
+                    <w:rPr>
+                      <w:rFonts w:ascii="Arial" w:cs="Arial" w:eastAsia="Arial" w:hAnsi="Arial"/>
+                      <w:b w:val="false"/>
+                      <w:bCs w:val="false"/>
+                      <w:i w:val="false"/>
+                      <w:iCs w:val="false"/>
+                      <w:color w:val="000000"/>
+                      <w:sz w:val="18"/>
+                      <w:szCs w:val="18"/>
+                    </w:rPr>
+                    <w:t xml:space="preserve">Aluminium</w:t>
+                  </w:r>
+                </w:p>
+              </w:tc>
+              <w:tc>
+                <w:tcPr>
+                  <w:tcW w:type="dxa" w:w="2664"/>
+                  <w:shd w:fill="FFFFFF" w:color="auto" w:val="clear"/>
+                  <w:tcMar>
+                    <w:top w:type="dxa" w:w="60"/>
+                    <w:left w:type="dxa" w:w="120"/>
+                    <w:bottom w:type="dxa" w:w="60"/>
+                    <w:right w:type="dxa" w:w="120"/>
+                  </w:tcMar>
+                  <w:vAlign w:val="top"/>
+                </w:tcPr>
+                <w:p>
+                  <w:pPr>
+                    <w:spacing w:after="40" w:before="0"/>
+                    <w:jc w:val="left"/>
+                  </w:pPr>
+                  <w:r>
+                    <w:rPr>
+                      <w:rFonts w:ascii="Arial" w:cs="Arial" w:eastAsia="Arial" w:hAnsi="Arial"/>
+                      <w:b w:val="false"/>
+                      <w:bCs w:val="false"/>
+                      <w:i w:val="false"/>
+                      <w:iCs w:val="false"/>
+                      <w:color w:val="000000"/>
+                      <w:sz w:val="18"/>
+                      <w:szCs w:val="18"/>
+                    </w:rPr>
+                    <w:t xml:space="preserve">Giant metallic</w:t>
+                  </w:r>
+                </w:p>
+              </w:tc>
+              <w:tc>
+                <w:tcPr>
+                  <w:tcW w:type="dxa" w:w="2664"/>
+                  <w:shd w:fill="FFFFFF" w:color="auto" w:val="clear"/>
+                  <w:tcMar>
+                    <w:top w:type="dxa" w:w="60"/>
+                    <w:left w:type="dxa" w:w="120"/>
+                    <w:bottom w:type="dxa" w:w="60"/>
+                    <w:right w:type="dxa" w:w="120"/>
+                  </w:tcMar>
+                  <w:vAlign w:val="top"/>
+                </w:tcPr>
+                <w:p>
+                  <w:pPr>
+                    <w:spacing w:after="40" w:before="0"/>
+                    <w:jc w:val="left"/>
+                  </w:pPr>
+                  <w:r>
+                    <w:rPr>
+                      <w:rFonts w:ascii="Arial" w:cs="Arial" w:eastAsia="Arial" w:hAnsi="Arial"/>
+                      <w:b w:val="false"/>
+                      <w:bCs w:val="false"/>
+                      <w:i w:val="false"/>
+                      <w:iCs w:val="false"/>
+                      <w:color w:val="000000"/>
+                      <w:sz w:val="18"/>
+                      <w:szCs w:val="18"/>
+                    </w:rPr>
+                    <w:t xml:space="preserve">No</w:t>
+                  </w:r>
+                </w:p>
+              </w:tc>
+              <w:tc>
+                <w:tcPr>
+                  <w:tcW w:type="dxa" w:w="2664"/>
+                  <w:shd w:fill="FFFFFF" w:color="auto" w:val="clear"/>
+                  <w:tcMar>
+                    <w:top w:type="dxa" w:w="60"/>
+                    <w:left w:type="dxa" w:w="120"/>
+                    <w:bottom w:type="dxa" w:w="60"/>
+                    <w:right w:type="dxa" w:w="120"/>
+                  </w:tcMar>
+                  <w:vAlign w:val="top"/>
+                </w:tcPr>
+                <w:p>
+                  <w:pPr>
+                    <w:spacing w:after="40" w:before="0"/>
+                    <w:jc w:val="left"/>
+                  </w:pPr>
+                  <w:r>
+                    <w:rPr>
+                      <w:rFonts w:ascii="Arial" w:cs="Arial" w:eastAsia="Arial" w:hAnsi="Arial"/>
+                      <w:b w:val="false"/>
+                      <w:bCs w:val="false"/>
+                      <w:i w:val="false"/>
+                      <w:iCs w:val="false"/>
+                      <w:color w:val="000000"/>
+                      <w:sz w:val="18"/>
+                      <w:szCs w:val="18"/>
+                    </w:rPr>
+                    <w:t xml:space="preserve">Yes</w:t>
+                  </w:r>
+                </w:p>
+              </w:tc>
+              <w:tc>
+                <w:tcPr>
+                  <w:tcW w:type="dxa" w:w="2664"/>
+                  <w:shd w:fill="FFFFFF" w:color="auto" w:val="clear"/>
+                  <w:tcMar>
+                    <w:top w:type="dxa" w:w="60"/>
+                    <w:left w:type="dxa" w:w="120"/>
+                    <w:bottom w:type="dxa" w:w="60"/>
+                    <w:right w:type="dxa" w:w="120"/>
+                  </w:tcMar>
+                  <w:vAlign w:val="top"/>
+                </w:tcPr>
+                <w:p>
+                  <w:pPr>
+                    <w:spacing w:after="40" w:before="0"/>
+                    <w:jc w:val="left"/>
+                  </w:pPr>
+                  <w:r>
+                    <w:rPr>
+                      <w:rFonts w:ascii="Arial" w:cs="Arial" w:eastAsia="Arial" w:hAnsi="Arial"/>
+                      <w:b w:val="false"/>
+                      <w:bCs w:val="false"/>
+                      <w:i w:val="false"/>
+                      <w:iCs w:val="false"/>
+                      <w:color w:val="000000"/>
+                      <w:sz w:val="18"/>
+                      <w:szCs w:val="18"/>
+                    </w:rPr>
+                    <w:t xml:space="preserve">Not applicable</w:t>
+                  </w:r>
+                </w:p>
+              </w:tc>
+            </w:tr>
+            <w:tr>
+              <w:tc>
+                <w:tcPr>
+                  <w:tcW w:type="dxa" w:w="2664"/>
+                  <w:shd w:fill="FFFFFF" w:color="auto" w:val="clear"/>
+                  <w:tcMar>
+                    <w:top w:type="dxa" w:w="60"/>
+                    <w:left w:type="dxa" w:w="120"/>
+                    <w:bottom w:type="dxa" w:w="60"/>
+                    <w:right w:type="dxa" w:w="120"/>
+                  </w:tcMar>
+                  <w:vAlign w:val="top"/>
+                </w:tcPr>
+                <w:p>
+                  <w:pPr>
+                    <w:spacing w:after="40" w:before="0"/>
+                    <w:jc w:val="left"/>
+                  </w:pPr>
+                  <w:r>
+                    <w:rPr>
+                      <w:rFonts w:ascii="Arial" w:cs="Arial" w:eastAsia="Arial" w:hAnsi="Arial"/>
+                      <w:b w:val="false"/>
+                      <w:bCs w:val="false"/>
+                      <w:i w:val="false"/>
+                      <w:iCs w:val="false"/>
+                      <w:color w:val="000000"/>
+                      <w:sz w:val="18"/>
+                      <w:szCs w:val="18"/>
+                    </w:rPr>
+                    <w:t xml:space="preserve">Graphite</w:t>
+                  </w:r>
+                </w:p>
+              </w:tc>
+              <w:tc>
+                <w:tcPr>
+                  <w:tcW w:type="dxa" w:w="2664"/>
+                  <w:shd w:fill="FFFFFF" w:color="auto" w:val="clear"/>
+                  <w:tcMar>
+                    <w:top w:type="dxa" w:w="60"/>
+                    <w:left w:type="dxa" w:w="120"/>
+                    <w:bottom w:type="dxa" w:w="60"/>
+                    <w:right w:type="dxa" w:w="120"/>
+                  </w:tcMar>
+                  <w:vAlign w:val="top"/>
+                </w:tcPr>
+                <w:p>
+                  <w:pPr>
+                    <w:spacing w:after="40" w:before="0"/>
+                    <w:jc w:val="left"/>
+                  </w:pPr>
+                  <w:r>
+                    <w:rPr>
+                      <w:rFonts w:ascii="Arial" w:cs="Arial" w:eastAsia="Arial" w:hAnsi="Arial"/>
+                      <w:b w:val="false"/>
+                      <w:bCs w:val="false"/>
+                      <w:i w:val="false"/>
+                      <w:iCs w:val="false"/>
+                      <w:color w:val="000000"/>
+                      <w:sz w:val="18"/>
+                      <w:szCs w:val="18"/>
+                    </w:rPr>
+                    <w:t xml:space="preserve">Giant covalent</w:t>
+                  </w:r>
+                </w:p>
+              </w:tc>
+              <w:tc>
+                <w:tcPr>
+                  <w:tcW w:type="dxa" w:w="2664"/>
+                  <w:shd w:fill="FFFFFF" w:color="auto" w:val="clear"/>
+                  <w:tcMar>
+                    <w:top w:type="dxa" w:w="60"/>
+                    <w:left w:type="dxa" w:w="120"/>
+                    <w:bottom w:type="dxa" w:w="60"/>
+                    <w:right w:type="dxa" w:w="120"/>
+                  </w:tcMar>
+                  <w:vAlign w:val="top"/>
+                </w:tcPr>
+                <w:p>
+                  <w:pPr>
+                    <w:spacing w:after="40" w:before="0"/>
+                    <w:jc w:val="left"/>
+                  </w:pPr>
+                  <w:r>
+                    <w:rPr>
+                      <w:rFonts w:ascii="Arial" w:cs="Arial" w:eastAsia="Arial" w:hAnsi="Arial"/>
+                      <w:b w:val="false"/>
+                      <w:bCs w:val="false"/>
+                      <w:i w:val="false"/>
+                      <w:iCs w:val="false"/>
+                      <w:color w:val="000000"/>
+                      <w:sz w:val="18"/>
+                      <w:szCs w:val="18"/>
+                    </w:rPr>
+                    <w:t xml:space="preserve">No</w:t>
+                  </w:r>
+                </w:p>
+              </w:tc>
+              <w:tc>
+                <w:tcPr>
+                  <w:tcW w:type="dxa" w:w="2664"/>
+                  <w:shd w:fill="FFFFFF" w:color="auto" w:val="clear"/>
+                  <w:tcMar>
+                    <w:top w:type="dxa" w:w="60"/>
+                    <w:left w:type="dxa" w:w="120"/>
+                    <w:bottom w:type="dxa" w:w="60"/>
+                    <w:right w:type="dxa" w:w="120"/>
+                  </w:tcMar>
+                  <w:vAlign w:val="top"/>
+                </w:tcPr>
+                <w:p>
+                  <w:pPr>
+                    <w:spacing w:after="40" w:before="0"/>
+                    <w:jc w:val="left"/>
+                  </w:pPr>
+                  <w:r>
+                    <w:rPr>
+                      <w:rFonts w:ascii="Arial" w:cs="Arial" w:eastAsia="Arial" w:hAnsi="Arial"/>
+                      <w:b w:val="false"/>
+                      <w:bCs w:val="false"/>
+                      <w:i w:val="false"/>
+                      <w:iCs w:val="false"/>
+                      <w:color w:val="000000"/>
+                      <w:sz w:val="18"/>
+                      <w:szCs w:val="18"/>
+                    </w:rPr>
+                    <w:t xml:space="preserve">Yes</w:t>
+                  </w:r>
+                </w:p>
+              </w:tc>
+              <w:tc>
+                <w:tcPr>
+                  <w:tcW w:type="dxa" w:w="2664"/>
+                  <w:shd w:fill="FFFFFF" w:color="auto" w:val="clear"/>
+                  <w:tcMar>
+                    <w:top w:type="dxa" w:w="60"/>
+                    <w:left w:type="dxa" w:w="120"/>
+                    <w:bottom w:type="dxa" w:w="60"/>
+                    <w:right w:type="dxa" w:w="120"/>
+                  </w:tcMar>
+                  <w:vAlign w:val="top"/>
+                </w:tcPr>
+                <w:p>
+                  <w:pPr>
+                    <w:spacing w:after="40" w:before="0"/>
+                    <w:jc w:val="left"/>
+                  </w:pPr>
+                  <w:r>
+                    <w:rPr>
+                      <w:rFonts w:ascii="Arial" w:cs="Arial" w:eastAsia="Arial" w:hAnsi="Arial"/>
+                      <w:b w:val="false"/>
+                      <w:bCs w:val="false"/>
+                      <w:i w:val="false"/>
+                      <w:iCs w:val="false"/>
+                      <w:color w:val="000000"/>
+                      <w:sz w:val="18"/>
+                      <w:szCs w:val="18"/>
+                    </w:rPr>
+                    <w:t xml:space="preserve">Not applicable</w:t>
+                  </w:r>
+                </w:p>
+              </w:tc>
+            </w:tr>
+          </w:tbl>
+          <w:p>
+            <w:pPr>
+              <w:spacing w:after="60" w:before="0"/>
               <w:jc w:val="left"/>
             </w:pPr>
             <w:r>
@@ -1044,12 +2088,107 @@
                 <w:sz w:val="18"/>
                 <w:szCs w:val="18"/>
               </w:rPr>
-              <w:t xml:space="preserve">DIAMOND — USES EXPLAINED BY STRUCTURE:</w:t>
-            </w:r>
-          </w:p>
-          <w:p>
-            <w:pPr>
-              <w:spacing w:after="40" w:before="0"/>
+              <w:t xml:space="preserve"/>
+            </w:r>
+          </w:p>
+          <w:p>
+            <w:pPr>
+              <w:spacing w:after="40" w:before="0"/>
+              <w:jc w:val="left"/>
+            </w:pPr>
+            <w:r>
+              <w:rPr>
+                <w:rFonts w:ascii="Arial" w:cs="Arial" w:eastAsia="Arial" w:hAnsi="Arial"/>
+                <w:b/>
+                <w:bCs/>
+                <w:i w:val="false"/>
+                <w:iCs w:val="false"/>
+                <w:color w:val="000000"/>
+                <w:sz w:val="18"/>
+                <w:szCs w:val="18"/>
+              </w:rPr>
+              <w:t xml:space="preserve"/>
+            </w:r>
+          </w:p>
+          <w:p>
+            <w:pPr>
+              <w:spacing w:after="40" w:before="0"/>
+              <w:jc w:val="left"/>
+            </w:pPr>
+            <w:r>
+              <w:rPr>
+                <w:rFonts w:ascii="Arial" w:cs="Arial" w:eastAsia="Arial" w:hAnsi="Arial"/>
+                <w:b/>
+                <w:bCs/>
+                <w:i w:val="false"/>
+                <w:iCs w:val="false"/>
+                <w:color w:val="000000"/>
+                <w:sz w:val="18"/>
+                <w:szCs w:val="18"/>
+              </w:rPr>
+              <w:t xml:space="preserve">(a) Explain why NaCl conducts only when dissolved, but not as a solid.</w:t>
+            </w:r>
+          </w:p>
+          <w:p>
+            <w:pPr>
+              <w:spacing w:after="40" w:before="0"/>
+              <w:jc w:val="left"/>
+            </w:pPr>
+            <w:r>
+              <w:rPr>
+                <w:rFonts w:ascii="Arial" w:cs="Arial" w:eastAsia="Arial" w:hAnsi="Arial"/>
+                <w:b/>
+                <w:bCs/>
+                <w:i w:val="false"/>
+                <w:iCs w:val="false"/>
+                <w:color w:val="000000"/>
+                <w:sz w:val="18"/>
+                <w:szCs w:val="18"/>
+              </w:rPr>
+              <w:t xml:space="preserve">(b) Why does sugar not conduct, even when dissolved?</w:t>
+            </w:r>
+          </w:p>
+          <w:p>
+            <w:pPr>
+              <w:spacing w:after="40" w:before="0"/>
+              <w:jc w:val="left"/>
+            </w:pPr>
+            <w:r>
+              <w:rPr>
+                <w:rFonts w:ascii="Arial" w:cs="Arial" w:eastAsia="Arial" w:hAnsi="Arial"/>
+                <w:b/>
+                <w:bCs/>
+                <w:i w:val="false"/>
+                <w:iCs w:val="false"/>
+                <w:color w:val="000000"/>
+                <w:sz w:val="18"/>
+                <w:szCs w:val="18"/>
+              </w:rPr>
+              <w:t xml:space="preserve">(c) Graphite and SiO2 are both giant covalent, yet only graphite conducts. Explain this.</w:t>
+            </w:r>
+          </w:p>
+          <w:p>
+            <w:pPr>
+              <w:spacing w:after="40" w:before="0"/>
+              <w:jc w:val="left"/>
+            </w:pPr>
+            <w:r>
+              <w:rPr>
+                <w:rFonts w:ascii="Arial" w:cs="Arial" w:eastAsia="Arial" w:hAnsi="Arial"/>
+                <w:b/>
+                <w:bCs/>
+                <w:i w:val="false"/>
+                <w:iCs w:val="false"/>
+                <w:color w:val="000000"/>
+                <w:sz w:val="18"/>
+                <w:szCs w:val="18"/>
+              </w:rPr>
+              <w:t xml:space="preserve">(d) Which type of structure would you expect to have the lowest melting points, and why?</w:t>
+            </w:r>
+          </w:p>
+          <w:p>
+            <w:pPr>
+              <w:spacing w:after="60" w:before="0"/>
               <w:jc w:val="left"/>
             </w:pPr>
             <w:r>
@@ -1063,9 +2202,27 @@
                 <w:sz w:val="18"/>
                 <w:szCs w:val="18"/>
               </w:rPr>
-              <w:t xml:space="preserve">1. Cutting and drilling tools: The Nairobi jeweller's cutting tool shown at the start of our unit uses a diamond-tipped blade. Because diamond is the hardest natural substance (arising from its 3-D tetrahedral covalent network), it can cut, grind, or polish materials that no other natural substance can scratch. Industrial diamond-tipped drill bits are also used in mining operations across Africa, including in Tanzania's gemstone mines and South African gold mines, to drill through extremely hard rock.</w:t>
-            </w:r>
-          </w:p>
+              <w:t xml:space="preserve"/>
+            </w:r>
+          </w:p>
+        </w:tc>
+      </w:tr>
+      <w:tr>
+        <w:trPr>
+          <w:trHeight w:val="4200" w:hRule="atLeast"/>
+        </w:trPr>
+        <w:tc>
+          <w:tcPr>
+            <w:tcW w:type="dxa" w:w="13680"/>
+            <w:shd w:fill="FFFFFF" w:color="auto" w:val="clear"/>
+            <w:tcMar>
+              <w:top w:type="dxa" w:w="60"/>
+              <w:left w:type="dxa" w:w="120"/>
+              <w:bottom w:type="dxa" w:w="60"/>
+              <w:right w:type="dxa" w:w="120"/>
+            </w:tcMar>
+            <w:vAlign w:val="top"/>
+          </w:tcPr>
           <w:p>
             <w:pPr>
               <w:spacing w:after="40" w:before="0"/>
@@ -1076,89 +2233,13 @@
                 <w:rFonts w:ascii="Arial" w:cs="Arial" w:eastAsia="Arial" w:hAnsi="Arial"/>
                 <w:b w:val="false"/>
                 <w:bCs w:val="false"/>
-                <w:i w:val="false"/>
-                <w:iCs w:val="false"/>
-                <w:color w:val="000000"/>
-                <w:sz w:val="18"/>
-                <w:szCs w:val="18"/>
-              </w:rPr>
-              <w:t xml:space="preserve">2. Gemstones and jewellery: Diamond's 3-D bonded structure causes light to refract and reflect in a dazzling way, making it transparent and brilliant. Its hardness also means it does not scratch or wear away over time, so it retains its polished surface permanently — ideal for jewellery that is worn every day.</w:t>
-            </w:r>
-          </w:p>
-          <w:p>
-            <w:pPr>
-              <w:spacing w:after="40" w:before="0"/>
-              <w:jc w:val="left"/>
-            </w:pPr>
-            <w:r>
-              <w:rPr>
-                <w:rFonts w:ascii="Arial" w:cs="Arial" w:eastAsia="Arial" w:hAnsi="Arial"/>
-                <w:b w:val="false"/>
-                <w:bCs w:val="false"/>
-                <w:i w:val="false"/>
-                <w:iCs w:val="false"/>
-                <w:color w:val="000000"/>
-                <w:sz w:val="18"/>
-                <w:szCs w:val="18"/>
-              </w:rPr>
-              <w:t xml:space="preserve"/>
-            </w:r>
-          </w:p>
-          <w:p>
-            <w:pPr>
-              <w:spacing w:after="40" w:before="0"/>
-              <w:jc w:val="left"/>
-            </w:pPr>
-            <w:r>
-              <w:rPr>
-                <w:rFonts w:ascii="Arial" w:cs="Arial" w:eastAsia="Arial" w:hAnsi="Arial"/>
-                <w:b w:val="false"/>
-                <w:bCs w:val="false"/>
-                <w:i w:val="false"/>
-                <w:iCs w:val="false"/>
-                <w:color w:val="000000"/>
-                <w:sz w:val="18"/>
-                <w:szCs w:val="18"/>
-              </w:rPr>
-              <w:t xml:space="preserve">GRAPHITE — USES EXPLAINED BY STRUCTURE:</w:t>
-            </w:r>
-          </w:p>
-          <w:p>
-            <w:pPr>
-              <w:spacing w:after="40" w:before="0"/>
-              <w:jc w:val="left"/>
-            </w:pPr>
-            <w:r>
-              <w:rPr>
-                <w:rFonts w:ascii="Arial" w:cs="Arial" w:eastAsia="Arial" w:hAnsi="Arial"/>
-                <w:b w:val="false"/>
-                <w:bCs w:val="false"/>
-                <w:i w:val="false"/>
-                <w:iCs w:val="false"/>
-                <w:color w:val="000000"/>
-                <w:sz w:val="18"/>
-                <w:szCs w:val="18"/>
-              </w:rPr>
-              <w:t xml:space="preserve">1. Pencil 'lead': The graphite in the pencil demonstrated at the start of our unit writes on paper because the weak van der Waals forces between graphene layers allow thin layers to slide off onto the paper surface easily, leaving a visible grey mark. The strong bonds within each layer keep the graphite solid enough to be held in a pencil casing.</w:t>
-            </w:r>
-          </w:p>
-          <w:p>
-            <w:pPr>
-              <w:spacing w:after="40" w:before="0"/>
-              <w:jc w:val="left"/>
-            </w:pPr>
-            <w:r>
-              <w:rPr>
-                <w:rFonts w:ascii="Arial" w:cs="Arial" w:eastAsia="Arial" w:hAnsi="Arial"/>
-                <w:b w:val="false"/>
-                <w:bCs w:val="false"/>
-                <w:i w:val="false"/>
-                <w:iCs w:val="false"/>
-                <w:color w:val="000000"/>
-                <w:sz w:val="18"/>
-                <w:szCs w:val="18"/>
-              </w:rPr>
-              <w:t xml:space="preserve">2. Electrodes in electrolysis: Because graphite conducts electricity (due to its delocalised electrons) and can withstand very high temperatures (due to the strong in-layer covalent bonds), it is used as an electrode in industrial electrolysis. For example, in East Africa, graphite electrodes are used in electrolytic refining of metals and in the production of chlorine from brine. Graphite is also used as a lubricant in machinery — the layers slide over each other easily, reducing friction between moving metal parts.</w:t>
+                <w:i/>
+                <w:iCs/>
+                <w:color w:val="808080"/>
+                <w:sz w:val="18"/>
+                <w:szCs w:val="18"/>
+              </w:rPr>
+              <w:t xml:space="preserve">Write your answer here:</w:t>
             </w:r>
           </w:p>
         </w:tc>
@@ -1186,14 +2267,12 @@
         <w:tblLayout w:type="fixed"/>
       </w:tblPr>
       <w:tblGrid>
-        <w:gridCol w:w="3000"/>
-        <w:gridCol w:w="10680"/>
+        <w:gridCol w:w="13680"/>
       </w:tblGrid>
       <w:tr>
         <w:tc>
           <w:tcPr>
             <w:tcW w:type="dxa" w:w="13680"/>
-            <w:gridSpan w:val="2"/>
             <w:shd w:fill="1F3864" w:color="auto" w:val="clear"/>
             <w:tcMar>
               <w:top w:type="dxa" w:w="60"/>
@@ -1219,7 +2298,7 @@
                 <w:sz w:val="22"/>
                 <w:szCs w:val="22"/>
               </w:rPr>
-              <w:t xml:space="preserve">Section 5: Answering the Driving Question</w:t>
+              <w:t xml:space="preserve">Section 5: From Structure to Use</w:t>
             </w:r>
           </w:p>
         </w:tc>
@@ -1227,7 +2306,7 @@
       <w:tr>
         <w:tc>
           <w:tcPr>
-            <w:tcW w:type="dxa" w:w="3000"/>
+            <w:tcW w:type="dxa" w:w="13680"/>
             <w:shd w:fill="D9EEF1" w:color="auto" w:val="clear"/>
             <w:tcMar>
               <w:top w:type="dxa" w:w="60"/>
@@ -1253,13 +2332,75 @@
                 <w:sz w:val="18"/>
                 <w:szCs w:val="18"/>
               </w:rPr>
-              <w:t xml:space="preserve">Now bring everything together. Write a full, coherent answer to the driving question: 'Why do diamond and graphite — both made of only carbon atoms — have such completely different properties, and how does the way atoms bond together determine what a substance looks like, how it behaves, and what we can use it for?' Your answer should synthesise ideas from all previous sections, use correct scientific terminology, and refer back to at least ONE piece of evidence from the classroom investigation. Aim for 3–5 paragraphs.</w:t>
-            </w:r>
-          </w:p>
-        </w:tc>
-        <w:tc>
-          <w:tcPr>
-            <w:tcW w:type="dxa" w:w="10680"/>
+              <w:t xml:space="preserve">Answer the driving question: Why do diamond and graphite, both made only of carbon atoms, have completely different properties, and how does the way atoms bond together determine what a substance looks like, how it behaves, and what we can use it for?</w:t>
+            </w:r>
+          </w:p>
+          <w:p>
+            <w:pPr>
+              <w:spacing w:after="40" w:before="0"/>
+              <w:jc w:val="left"/>
+            </w:pPr>
+            <w:r>
+              <w:rPr>
+                <w:rFonts w:ascii="Arial" w:cs="Arial" w:eastAsia="Arial" w:hAnsi="Arial"/>
+                <w:b/>
+                <w:bCs/>
+                <w:i w:val="false"/>
+                <w:iCs w:val="false"/>
+                <w:color w:val="000000"/>
+                <w:sz w:val="18"/>
+                <w:szCs w:val="18"/>
+              </w:rPr>
+              <w:t xml:space="preserve">(a) Write a Claim, Evidence and Reasoning paragraph that answers the driving question using diamond and graphite.</w:t>
+            </w:r>
+          </w:p>
+          <w:p>
+            <w:pPr>
+              <w:spacing w:after="40" w:before="0"/>
+              <w:jc w:val="left"/>
+            </w:pPr>
+            <w:r>
+              <w:rPr>
+                <w:rFonts w:ascii="Arial" w:cs="Arial" w:eastAsia="Arial" w:hAnsi="Arial"/>
+                <w:b/>
+                <w:bCs/>
+                <w:i w:val="false"/>
+                <w:iCs w:val="false"/>
+                <w:color w:val="000000"/>
+                <w:sz w:val="18"/>
+                <w:szCs w:val="18"/>
+              </w:rPr>
+              <w:t xml:space="preserve">(b) Give one use of diamond and one use of graphite in Kenya and link each use to its structure.</w:t>
+            </w:r>
+          </w:p>
+          <w:p>
+            <w:pPr>
+              <w:spacing w:after="40" w:before="0"/>
+              <w:jc w:val="left"/>
+            </w:pPr>
+            <w:r>
+              <w:rPr>
+                <w:rFonts w:ascii="Arial" w:cs="Arial" w:eastAsia="Arial" w:hAnsi="Arial"/>
+                <w:b/>
+                <w:bCs/>
+                <w:i w:val="false"/>
+                <w:iCs w:val="false"/>
+                <w:color w:val="000000"/>
+                <w:sz w:val="18"/>
+                <w:szCs w:val="18"/>
+              </w:rPr>
+              <w:t xml:space="preserve">(c) A student suggests that a copper wire or an NaCl solution could replace graphite in a dry-cell battery. Choose one and evaluate this idea using bonding ideas.</w:t>
+            </w:r>
+          </w:p>
+        </w:tc>
+      </w:tr>
+      <w:tr>
+        <w:trPr>
+          <w:trHeight w:val="4200" w:hRule="atLeast"/>
+        </w:trPr>
+        <w:tc>
+          <w:tcPr>
+            <w:tcW w:type="dxa" w:w="13680"/>
             <w:shd w:fill="FFFFFF" w:color="auto" w:val="clear"/>
             <w:tcMar>
               <w:top w:type="dxa" w:w="60"/>
@@ -1279,165 +2420,13 @@
                 <w:rFonts w:ascii="Arial" w:cs="Arial" w:eastAsia="Arial" w:hAnsi="Arial"/>
                 <w:b w:val="false"/>
                 <w:bCs w:val="false"/>
-                <w:i w:val="false"/>
-                <w:iCs w:val="false"/>
-                <w:color w:val="000000"/>
-                <w:sz w:val="18"/>
-                <w:szCs w:val="18"/>
-              </w:rPr>
-              <w:t xml:space="preserve">Diamond and graphite are both made of 100% carbon atoms — the same element, with the same number of protons, neutrons, and electrons. Yet as we saw at the start of this unit, they could not behave more differently: diamond scratched the ceramic tile and refused to conduct electricity, while graphite smeared a grey mark and lit the conductivity bulb. The answer to this paradox lies entirely in how the carbon atoms are bonded to one another — not in WHAT the atoms are, but in the ARCHITECTURE of their bonds.</w:t>
-            </w:r>
-          </w:p>
-          <w:p>
-            <w:pPr>
-              <w:spacing w:after="40" w:before="0"/>
-              <w:jc w:val="left"/>
-            </w:pPr>
-            <w:r>
-              <w:rPr>
-                <w:rFonts w:ascii="Arial" w:cs="Arial" w:eastAsia="Arial" w:hAnsi="Arial"/>
-                <w:b w:val="false"/>
-                <w:bCs w:val="false"/>
-                <w:i w:val="false"/>
-                <w:iCs w:val="false"/>
-                <w:color w:val="000000"/>
-                <w:sz w:val="18"/>
-                <w:szCs w:val="18"/>
-              </w:rPr>
-              <w:t xml:space="preserve"/>
-            </w:r>
-          </w:p>
-          <w:p>
-            <w:pPr>
-              <w:spacing w:after="40" w:before="0"/>
-              <w:jc w:val="left"/>
-            </w:pPr>
-            <w:r>
-              <w:rPr>
-                <w:rFonts w:ascii="Arial" w:cs="Arial" w:eastAsia="Arial" w:hAnsi="Arial"/>
-                <w:b w:val="false"/>
-                <w:bCs w:val="false"/>
-                <w:i w:val="false"/>
-                <w:iCs w:val="false"/>
-                <w:color w:val="000000"/>
-                <w:sz w:val="18"/>
-                <w:szCs w:val="18"/>
-              </w:rPr>
-              <w:t xml:space="preserve">Every carbon atom has 4 valence electrons, which it shares through covalent bonds to achieve a stable octet. In diamond, each carbon forms 4 covalent bonds pointing outward in a tetrahedral arrangement in all three dimensions, creating one enormous, continuous covalent network with no free electrons. This rigid 3-D lattice makes diamond extraordinarily hard (hardest natural substance on Earth), a perfect electrical insulator (no free electrons to carry current), and gives it a very high melting point (millions of strong bonds must all be broken). In graphite, each carbon forms only 3 covalent bonds, all lying flat in a hexagonal layer. The 4th valence electron is delocalised and free to move. These layers are stacked with only weak van der Waals forces between them. This layered structure makes graphite soft and slippery (layers slide apart easily), an excellent electrical conductor (delocalised electrons carry current), and opaque and grey in appearance.</w:t>
-            </w:r>
-          </w:p>
-          <w:p>
-            <w:pPr>
-              <w:spacing w:after="40" w:before="0"/>
-              <w:jc w:val="left"/>
-            </w:pPr>
-            <w:r>
-              <w:rPr>
-                <w:rFonts w:ascii="Arial" w:cs="Arial" w:eastAsia="Arial" w:hAnsi="Arial"/>
-                <w:b w:val="false"/>
-                <w:bCs w:val="false"/>
-                <w:i w:val="false"/>
-                <w:iCs w:val="false"/>
-                <w:color w:val="000000"/>
-                <w:sz w:val="18"/>
-                <w:szCs w:val="18"/>
-              </w:rPr>
-              <w:t xml:space="preserve"/>
-            </w:r>
-          </w:p>
-          <w:p>
-            <w:pPr>
-              <w:spacing w:after="40" w:before="0"/>
-              <w:jc w:val="left"/>
-            </w:pPr>
-            <w:r>
-              <w:rPr>
-                <w:rFonts w:ascii="Arial" w:cs="Arial" w:eastAsia="Arial" w:hAnsi="Arial"/>
-                <w:b w:val="false"/>
-                <w:bCs w:val="false"/>
-                <w:i w:val="false"/>
-                <w:iCs w:val="false"/>
-                <w:color w:val="000000"/>
-                <w:sz w:val="18"/>
-                <w:szCs w:val="18"/>
-              </w:rPr>
-              <w:t xml:space="preserve">The different structures arise from the same atoms making different bonding choices — and those bonding choices produce substances with completely different properties. This is a fundamental principle of chemistry: the macroscopic properties we observe (hardness, conductivity, melting point, appearance) are determined by the microscopic structure of the bonds holding atoms together. Changing the bonding arrangement changes everything about how a substance behaves.</w:t>
-            </w:r>
-          </w:p>
-          <w:p>
-            <w:pPr>
-              <w:spacing w:after="40" w:before="0"/>
-              <w:jc w:val="left"/>
-            </w:pPr>
-            <w:r>
-              <w:rPr>
-                <w:rFonts w:ascii="Arial" w:cs="Arial" w:eastAsia="Arial" w:hAnsi="Arial"/>
-                <w:b w:val="false"/>
-                <w:bCs w:val="false"/>
-                <w:i w:val="false"/>
-                <w:iCs w:val="false"/>
-                <w:color w:val="000000"/>
-                <w:sz w:val="18"/>
-                <w:szCs w:val="18"/>
-              </w:rPr>
-              <w:t xml:space="preserve"/>
-            </w:r>
-          </w:p>
-          <w:p>
-            <w:pPr>
-              <w:spacing w:after="40" w:before="0"/>
-              <w:jc w:val="left"/>
-            </w:pPr>
-            <w:r>
-              <w:rPr>
-                <w:rFonts w:ascii="Arial" w:cs="Arial" w:eastAsia="Arial" w:hAnsi="Arial"/>
-                <w:b w:val="false"/>
-                <w:bCs w:val="false"/>
-                <w:i w:val="false"/>
-                <w:iCs w:val="false"/>
-                <w:color w:val="000000"/>
-                <w:sz w:val="18"/>
-                <w:szCs w:val="18"/>
-              </w:rPr>
-              <w:t xml:space="preserve">This principle also explains why diamond and graphite have completely different uses, despite being the same element. Diamond's hardness and optical brilliance make it irreplaceable in cutting tools used by Nairobi jewellers and in African mining operations. Graphite's conductivity and lubricating layers make it useful in electrodes, pencils, and industrial machinery. Neither substance's use could be predicted just by knowing it is made of carbon — you have to know HOW those carbon atoms are bonded.</w:t>
-            </w:r>
-          </w:p>
-          <w:p>
-            <w:pPr>
-              <w:spacing w:after="40" w:before="0"/>
-              <w:jc w:val="left"/>
-            </w:pPr>
-            <w:r>
-              <w:rPr>
-                <w:rFonts w:ascii="Arial" w:cs="Arial" w:eastAsia="Arial" w:hAnsi="Arial"/>
-                <w:b w:val="false"/>
-                <w:bCs w:val="false"/>
-                <w:i w:val="false"/>
-                <w:iCs w:val="false"/>
-                <w:color w:val="000000"/>
-                <w:sz w:val="18"/>
-                <w:szCs w:val="18"/>
-              </w:rPr>
-              <w:t xml:space="preserve"/>
-            </w:r>
-          </w:p>
-          <w:p>
-            <w:pPr>
-              <w:spacing w:after="40" w:before="0"/>
-              <w:jc w:val="left"/>
-            </w:pPr>
-            <w:r>
-              <w:rPr>
-                <w:rFonts w:ascii="Arial" w:cs="Arial" w:eastAsia="Arial" w:hAnsi="Arial"/>
-                <w:b w:val="false"/>
-                <w:bCs w:val="false"/>
-                <w:i w:val="false"/>
-                <w:iCs w:val="false"/>
-                <w:color w:val="000000"/>
-                <w:sz w:val="18"/>
-                <w:szCs w:val="18"/>
-              </w:rPr>
-              <w:t xml:space="preserve">In conclusion, the Carbon Paradox teaches us the most important lesson of this unit: chemical bonding is not just about which atoms join together, but about how they join, in what geometry, and with how many bonds. These structural decisions at the atomic scale ripple upward to determine every property we can see, measure, and use at the scale of the real world. This is the power of understanding chemical bonding.</w:t>
+                <w:i/>
+                <w:iCs/>
+                <w:color w:val="808080"/>
+                <w:sz w:val="18"/>
+                <w:szCs w:val="18"/>
+              </w:rPr>
+              <w:t xml:space="preserve">Write your answer here:</w:t>
             </w:r>
           </w:p>
         </w:tc>
@@ -1664,7 +2653,7 @@
                 <w:sz w:val="18"/>
                 <w:szCs w:val="18"/>
               </w:rPr>
-              <w:t xml:space="preserve">1. Valence Electrons and Covalent Bonding</w:t>
+              <w:t xml:space="preserve">Use of valence electrons and bond types</w:t>
             </w:r>
           </w:p>
         </w:tc>
@@ -1696,7 +2685,7 @@
                 <w:sz w:val="18"/>
                 <w:szCs w:val="18"/>
               </w:rPr>
-              <w:t xml:space="preserve">Accurately explains carbon's electron configuration (2,4) and all 4 valence electrons. Clearly and correctly explains why carbon forms covalent (not ionic) bonds using the octet rule. Explicitly links valence electron behaviour to both diamond and graphite bonding structures.</w:t>
+              <w:t xml:space="preserve">Accurately explains how valence electrons and the octet rule lead to ionic, covalent and metallic bonding, with correct examples such as NaCl and CH4.</w:t>
             </w:r>
           </w:p>
         </w:tc>
@@ -1728,7 +2717,7 @@
                 <w:sz w:val="18"/>
                 <w:szCs w:val="18"/>
               </w:rPr>
-              <w:t xml:space="preserve">Correctly identifies carbon's 4 valence electrons and explains covalent bond formation. Connects valence electrons to the phenomenon but may lack full depth or precision in linking to both allotropes.</w:t>
+              <w:t xml:space="preserve">Identifies valence electrons and the three bond types with mostly correct examples but limited explanation of why each forms.</w:t>
             </w:r>
           </w:p>
         </w:tc>
@@ -1760,7 +2749,7 @@
                 <w:sz w:val="18"/>
                 <w:szCs w:val="18"/>
               </w:rPr>
-              <w:t xml:space="preserve">Shows partial understanding of valence electrons or covalent bonding. May confuse ionic and covalent bonding, or fail to connect the explanation to the carbon paradox phenomenon.</w:t>
+              <w:t xml:space="preserve">Confuses bond types or valence electrons, or gives examples without explanation.</w:t>
             </w:r>
           </w:p>
         </w:tc>
@@ -1794,7 +2783,7 @@
                 <w:sz w:val="18"/>
                 <w:szCs w:val="18"/>
               </w:rPr>
-              <w:t xml:space="preserve">2. Accuracy of Structural Descriptions (Diamond and Graphite)</w:t>
+              <w:t xml:space="preserve">Explanation of diamond and graphite</w:t>
             </w:r>
           </w:p>
         </w:tc>
@@ -1826,7 +2815,7 @@
                 <w:sz w:val="18"/>
                 <w:szCs w:val="18"/>
               </w:rPr>
-              <w:t xml:space="preserve">Provides a detailed, accurate description of both structures: tetrahedral 3-D network for diamond (all 4 bonds, ~109.5° bond angles); flat hexagonal layers for graphite (3 bonds, 120°, delocalised 4th electron, weak interlayer van der Waals forces). Uses correct scientific terminology throughout.</w:t>
+              <w:t xml:space="preserve">Clearly links number of bonds, geometry, delocalised electrons and Van der Waals forces to conductivity and hardness of both substances.</w:t>
             </w:r>
           </w:p>
         </w:tc>
@@ -1858,7 +2847,7 @@
                 <w:sz w:val="18"/>
                 <w:szCs w:val="18"/>
               </w:rPr>
-              <w:t xml:space="preserve">Describes both structures with mostly accurate details. May omit one structural feature (e.g. bond angles, or the nature of interlayer forces) or use imprecise terminology in one area.</w:t>
+              <w:t xml:space="preserve">Explains most differences between diamond and graphite but misses one link, such as the weak forces between layers.</w:t>
             </w:r>
           </w:p>
         </w:tc>
@@ -1890,7 +2879,7 @@
                 <w:sz w:val="18"/>
                 <w:szCs w:val="18"/>
               </w:rPr>
-              <w:t xml:space="preserve">Provides a basic or partially correct description of one or both structures. Key features such as delocalised electrons or the 3-D network may be missing, vague, or incorrect.</w:t>
+              <w:t xml:space="preserve">States that the properties differ without linking them to the bonding or structure.</w:t>
             </w:r>
           </w:p>
         </w:tc>
@@ -1924,7 +2913,7 @@
                 <w:sz w:val="18"/>
                 <w:szCs w:val="18"/>
               </w:rPr>
-              <w:t xml:space="preserve">3. Linking Bonding Structure to Physical Properties</w:t>
+              <w:t xml:space="preserve">Use of evidence and data</w:t>
             </w:r>
           </w:p>
         </w:tc>
@@ -1956,7 +2945,7 @@
                 <w:sz w:val="18"/>
                 <w:szCs w:val="18"/>
               </w:rPr>
-              <w:t xml:space="preserve">Explains at least THREE physical properties (hardness, electrical conductivity, and one other) for both diamond and graphite. Each explanation explicitly traces the property back to a specific structural feature (e.g. 'diamond cannot conduct because ALL 4 valence electrons are locked in bonds — there are no free charge carriers'). Evidence from the classroom investigation is referenced.</w:t>
+              <w:t xml:space="preserve">Uses the table and lesson observations accurately to support every claim, including the graphite anomaly.</w:t>
             </w:r>
           </w:p>
         </w:tc>
@@ -1988,7 +2977,7 @@
                 <w:sz w:val="18"/>
                 <w:szCs w:val="18"/>
               </w:rPr>
-              <w:t xml:space="preserve">Explains at least TWO or THREE properties and links most of them to structural features. The connection between structure and property may be stated but not fully elaborated for all cases. Investigation evidence may be mentioned but not integrated deeply.</w:t>
+              <w:t xml:space="preserve">Uses some evidence correctly but some claims are unsupported.</w:t>
             </w:r>
           </w:p>
         </w:tc>
@@ -2020,7 +3009,7 @@
                 <w:sz w:val="18"/>
                 <w:szCs w:val="18"/>
               </w:rPr>
-              <w:t xml:space="preserve">States properties of diamond and graphite but explanations are largely descriptive rather than structural. Little or no connection is made between bonding arrangement and the observed property. Investigation evidence is absent or incorrectly used.</w:t>
+              <w:t xml:space="preserve">Gives little or incorrect evidence.</w:t>
             </w:r>
           </w:p>
         </w:tc>
@@ -2054,7 +3043,7 @@
                 <w:sz w:val="18"/>
                 <w:szCs w:val="18"/>
               </w:rPr>
-              <w:t xml:space="preserve">4. Real-World Applications Linked to Properties</w:t>
+              <w:t xml:space="preserve">Structure-property-use reasoning</w:t>
             </w:r>
           </w:p>
         </w:tc>
@@ -2086,7 +3075,7 @@
                 <w:sz w:val="18"/>
                 <w:szCs w:val="18"/>
               </w:rPr>
-              <w:t xml:space="preserve">Gives at least TWO uses for each substance. For every use, clearly explains WHICH specific property makes it suitable AND traces that property back to the bonding structure. Incorporates at least one Kenyan or East African context accurately and relevantly.</w:t>
+              <w:t xml:space="preserve">Connects bond type to structure, properties and a real Kenyan use, and applies the ideas to a new situation.</w:t>
             </w:r>
           </w:p>
         </w:tc>
@@ -2118,7 +3107,7 @@
                 <w:sz w:val="18"/>
                 <w:szCs w:val="18"/>
               </w:rPr>
-              <w:t xml:space="preserve">Gives at least TWO uses for each substance with property explanations for most. The link back to bonding structure may be implicit rather than explicit in some cases. A Kenyan or African context is mentioned.</w:t>
+              <w:t xml:space="preserve">Connects structure to properties and uses, with limited application to a new situation.</w:t>
             </w:r>
           </w:p>
         </w:tc>
@@ -2150,7 +3139,7 @@
                 <w:sz w:val="18"/>
                 <w:szCs w:val="18"/>
               </w:rPr>
-              <w:t xml:space="preserve">Lists uses but provides little or no explanation of why the substance is suited to those uses. The connection to bonding structure is absent or superficial. No Kenyan or African context is included.</w:t>
+              <w:t xml:space="preserve">Lists uses with no reasoning from structure.</w:t>
             </w:r>
           </w:p>
         </w:tc>
@@ -2184,7 +3173,7 @@
                 <w:sz w:val="18"/>
                 <w:szCs w:val="18"/>
               </w:rPr>
-              <w:t xml:space="preserve">5. Synthesis — Answering the Driving Question</w:t>
+              <w:t xml:space="preserve">Scientific language and communication</w:t>
             </w:r>
           </w:p>
         </w:tc>
@@ -2216,7 +3205,7 @@
                 <w:sz w:val="18"/>
                 <w:szCs w:val="18"/>
               </w:rPr>
-              <w:t xml:space="preserve">The final response is a coherent, well-structured argument (3–5 paragraphs) that integrates all unit concepts: valence electrons → bond type → bonding structure → properties → uses. Correct scientific terminology is used consistently. At least one piece of investigation evidence is cited. The response demonstrates genuine understanding of the principle that atomic-scale bonding determines macroscopic behaviour.</w:t>
+              <w:t xml:space="preserve">Uses correct terms precisely and organises answers in clear Claim, Evidence, Reasoning form.</w:t>
             </w:r>
           </w:p>
         </w:tc>
@@ -2248,7 +3237,7 @@
                 <w:sz w:val="18"/>
                 <w:szCs w:val="18"/>
               </w:rPr>
-              <w:t xml:space="preserve">The final response addresses the driving question and connects most major ideas. The argument is mostly coherent but may lack full integration of all concepts or have minor scientific inaccuracies. Terminology is mostly correct.</w:t>
+              <w:t xml:space="preserve">Uses mostly correct terms with generally clear organisation.</w:t>
             </w:r>
           </w:p>
         </w:tc>
@@ -2280,7 +3269,7 @@
                 <w:sz w:val="18"/>
                 <w:szCs w:val="18"/>
               </w:rPr>
-              <w:t xml:space="preserve">The final response attempts to answer the driving question but is largely a summary of facts rather than a synthesised argument. Connections between bonding, properties, and uses are weak or missing. Scientific terminology is limited or used incorrectly.</w:t>
+              <w:t xml:space="preserve">Uses few scientific terms or the answers are unclear.</w:t>
             </w:r>
           </w:p>
         </w:tc>
@@ -2404,7 +3393,7 @@
         </w:rPr>
         <w:t xml:space="preserve">© 2026 SeaVuria and ARES. This work is licensed under a </w:t>
       </w:r>
-      <w:hyperlink w:history="1" r:id="rIdghsr4deuzue3pm2mzcqay">
+      <w:hyperlink w:history="1" r:id="rIdeaeszv0cqqtv4-fnrvndv">
         <w:r>
           <w:rPr>
             <w:rFonts w:ascii="Arial" w:cs="Arial" w:eastAsia="Arial" w:hAnsi="Arial"/>
@@ -2424,7 +3413,7 @@
         </w:rPr>
         <w:t xml:space="preserve"> (</w:t>
       </w:r>
-      <w:hyperlink w:history="1" r:id="rId5_47fm_fa-csbdvzhx3ze">
+      <w:hyperlink w:history="1" r:id="rId6n1wenju1flra17co4jqg">
         <w:r>
           <w:rPr>
             <w:rFonts w:ascii="Arial" w:cs="Arial" w:eastAsia="Arial" w:hAnsi="Arial"/>
@@ -2444,7 +3433,7 @@
         </w:rPr>
         <w:t xml:space="preserve">). To view a copy of this license, visit </w:t>
       </w:r>
-      <w:hyperlink w:history="1" r:id="rIdpvil5xvzpnr0nqj0i23-5">
+      <w:hyperlink w:history="1" r:id="rIdhlcyx7nzvmloyijrdk5qe">
         <w:r>
           <w:rPr>
             <w:rFonts w:ascii="Arial" w:cs="Arial" w:eastAsia="Arial" w:hAnsi="Arial"/>

--- a/data/outputs/v2/Chemistry/SS1.4_Chemical_Bonding/Chemistry_Chemical_Bonding_FinalExplanation.docx
+++ b/data/outputs/v2/Chemistry/SS1.4_Chemical_Bonding/Chemistry_Chemical_Bonding_FinalExplanation.docx
@@ -3393,7 +3393,7 @@
         </w:rPr>
         <w:t xml:space="preserve">© 2026 SeaVuria and ARES. This work is licensed under a </w:t>
       </w:r>
-      <w:hyperlink w:history="1" r:id="rIdeaeszv0cqqtv4-fnrvndv">
+      <w:hyperlink w:history="1" r:id="rId8ynkte0rne_uvyvndjkp6">
         <w:r>
           <w:rPr>
             <w:rFonts w:ascii="Arial" w:cs="Arial" w:eastAsia="Arial" w:hAnsi="Arial"/>
@@ -3413,7 +3413,7 @@
         </w:rPr>
         <w:t xml:space="preserve"> (</w:t>
       </w:r>
-      <w:hyperlink w:history="1" r:id="rId6n1wenju1flra17co4jqg">
+      <w:hyperlink w:history="1" r:id="rIdowq8g-nhbd4wjmrq4cwg1">
         <w:r>
           <w:rPr>
             <w:rFonts w:ascii="Arial" w:cs="Arial" w:eastAsia="Arial" w:hAnsi="Arial"/>
@@ -3433,7 +3433,7 @@
         </w:rPr>
         <w:t xml:space="preserve">). To view a copy of this license, visit </w:t>
       </w:r>
-      <w:hyperlink w:history="1" r:id="rIdhlcyx7nzvmloyijrdk5qe">
+      <w:hyperlink w:history="1" r:id="rId_zsxbprafgahcnnyu6_uq">
         <w:r>
           <w:rPr>
             <w:rFonts w:ascii="Arial" w:cs="Arial" w:eastAsia="Arial" w:hAnsi="Arial"/>

--- a/data/outputs/v2/Chemistry/SS1.4_Chemical_Bonding/Chemistry_Chemical_Bonding_FinalExplanation.docx
+++ b/data/outputs/v2/Chemistry/SS1.4_Chemical_Bonding/Chemistry_Chemical_Bonding_FinalExplanation.docx
@@ -3393,7 +3393,7 @@
         </w:rPr>
         <w:t xml:space="preserve">© 2026 SeaVuria and ARES. This work is licensed under a </w:t>
       </w:r>
-      <w:hyperlink w:history="1" r:id="rId8ynkte0rne_uvyvndjkp6">
+      <w:hyperlink w:history="1" r:id="rIdugc8bcpmijr8f5rpyygxi">
         <w:r>
           <w:rPr>
             <w:rFonts w:ascii="Arial" w:cs="Arial" w:eastAsia="Arial" w:hAnsi="Arial"/>
@@ -3413,7 +3413,7 @@
         </w:rPr>
         <w:t xml:space="preserve"> (</w:t>
       </w:r>
-      <w:hyperlink w:history="1" r:id="rIdowq8g-nhbd4wjmrq4cwg1">
+      <w:hyperlink w:history="1" r:id="rIdzktyd-yt2cm81qddkz34u">
         <w:r>
           <w:rPr>
             <w:rFonts w:ascii="Arial" w:cs="Arial" w:eastAsia="Arial" w:hAnsi="Arial"/>
@@ -3433,7 +3433,7 @@
         </w:rPr>
         <w:t xml:space="preserve">). To view a copy of this license, visit </w:t>
       </w:r>
-      <w:hyperlink w:history="1" r:id="rId_zsxbprafgahcnnyu6_uq">
+      <w:hyperlink w:history="1" r:id="rId7wotwdo6bb4jz4xws3nv_">
         <w:r>
           <w:rPr>
             <w:rFonts w:ascii="Arial" w:cs="Arial" w:eastAsia="Arial" w:hAnsi="Arial"/>

--- a/data/outputs/v2/Chemistry/SS1.4_Chemical_Bonding/Chemistry_Chemical_Bonding_FinalExplanation.docx
+++ b/data/outputs/v2/Chemistry/SS1.4_Chemical_Bonding/Chemistry_Chemical_Bonding_FinalExplanation.docx
@@ -3393,7 +3393,7 @@
         </w:rPr>
         <w:t xml:space="preserve">© 2026 SeaVuria and ARES. This work is licensed under a </w:t>
       </w:r>
-      <w:hyperlink w:history="1" r:id="rIdugc8bcpmijr8f5rpyygxi">
+      <w:hyperlink w:history="1" r:id="rIdy9lgkmuittevmcnish9de">
         <w:r>
           <w:rPr>
             <w:rFonts w:ascii="Arial" w:cs="Arial" w:eastAsia="Arial" w:hAnsi="Arial"/>
@@ -3413,7 +3413,7 @@
         </w:rPr>
         <w:t xml:space="preserve"> (</w:t>
       </w:r>
-      <w:hyperlink w:history="1" r:id="rIdzktyd-yt2cm81qddkz34u">
+      <w:hyperlink w:history="1" r:id="rIdphkm_drk3skd14oo4beno">
         <w:r>
           <w:rPr>
             <w:rFonts w:ascii="Arial" w:cs="Arial" w:eastAsia="Arial" w:hAnsi="Arial"/>
@@ -3433,7 +3433,7 @@
         </w:rPr>
         <w:t xml:space="preserve">). To view a copy of this license, visit </w:t>
       </w:r>
-      <w:hyperlink w:history="1" r:id="rId7wotwdo6bb4jz4xws3nv_">
+      <w:hyperlink w:history="1" r:id="rIdomf6alkioiikcd8mag4mx">
         <w:r>
           <w:rPr>
             <w:rFonts w:ascii="Arial" w:cs="Arial" w:eastAsia="Arial" w:hAnsi="Arial"/>

--- a/data/outputs/v2/Chemistry/SS1.4_Chemical_Bonding/Chemistry_Chemical_Bonding_FinalExplanation.docx
+++ b/data/outputs/v2/Chemistry/SS1.4_Chemical_Bonding/Chemistry_Chemical_Bonding_FinalExplanation.docx
@@ -3393,7 +3393,7 @@
         </w:rPr>
         <w:t xml:space="preserve">© 2026 SeaVuria and ARES. This work is licensed under a </w:t>
       </w:r>
-      <w:hyperlink w:history="1" r:id="rIdy9lgkmuittevmcnish9de">
+      <w:hyperlink w:history="1" r:id="rIdxzyayuizghbrxu6_4qz7u">
         <w:r>
           <w:rPr>
             <w:rFonts w:ascii="Arial" w:cs="Arial" w:eastAsia="Arial" w:hAnsi="Arial"/>
@@ -3413,7 +3413,7 @@
         </w:rPr>
         <w:t xml:space="preserve"> (</w:t>
       </w:r>
-      <w:hyperlink w:history="1" r:id="rIdphkm_drk3skd14oo4beno">
+      <w:hyperlink w:history="1" r:id="rIdwft-nwi8ejvdm_9b4dg0j">
         <w:r>
           <w:rPr>
             <w:rFonts w:ascii="Arial" w:cs="Arial" w:eastAsia="Arial" w:hAnsi="Arial"/>
@@ -3433,7 +3433,7 @@
         </w:rPr>
         <w:t xml:space="preserve">). To view a copy of this license, visit </w:t>
       </w:r>
-      <w:hyperlink w:history="1" r:id="rIdomf6alkioiikcd8mag4mx">
+      <w:hyperlink w:history="1" r:id="rId8cpssywzvj-v08g7iwhrz">
         <w:r>
           <w:rPr>
             <w:rFonts w:ascii="Arial" w:cs="Arial" w:eastAsia="Arial" w:hAnsi="Arial"/>

--- a/data/outputs/v2/Chemistry/SS1.4_Chemical_Bonding/Chemistry_Chemical_Bonding_FinalExplanation.docx
+++ b/data/outputs/v2/Chemistry/SS1.4_Chemical_Bonding/Chemistry_Chemical_Bonding_FinalExplanation.docx
@@ -4,6 +4,7 @@
   <w:body>
     <w:p>
       <w:pPr>
+        <w:keepNext w:val="false"/>
         <w:spacing w:after="30" w:before="0"/>
         <w:jc w:val="center"/>
       </w:pPr>
@@ -23,6 +24,7 @@
     </w:p>
     <w:p>
       <w:pPr>
+        <w:keepNext w:val="false"/>
         <w:spacing w:after="60" w:before="0"/>
         <w:jc w:val="center"/>
       </w:pPr>
@@ -81,6 +83,7 @@
           </w:tcPr>
           <w:p>
             <w:pPr>
+              <w:keepNext w:val="false"/>
               <w:spacing w:after="40" w:before="0"/>
               <w:jc w:val="center"/>
             </w:pPr>
@@ -116,6 +119,7 @@
           </w:tcPr>
           <w:p>
             <w:pPr>
+              <w:keepNext w:val="false"/>
               <w:spacing w:after="40" w:before="0"/>
               <w:jc w:val="center"/>
             </w:pPr>
@@ -150,6 +154,7 @@
           </w:tcPr>
           <w:p>
             <w:pPr>
+              <w:keepNext w:val="false"/>
               <w:spacing w:after="40" w:before="0"/>
               <w:jc w:val="left"/>
             </w:pPr>
@@ -182,6 +187,7 @@
           </w:tcPr>
           <w:p>
             <w:pPr>
+              <w:keepNext w:val="false"/>
               <w:spacing w:after="40" w:before="0"/>
               <w:jc w:val="left"/>
             </w:pPr>
@@ -216,6 +222,7 @@
           </w:tcPr>
           <w:p>
             <w:pPr>
+              <w:keepNext w:val="false"/>
               <w:spacing w:after="40" w:before="0"/>
               <w:jc w:val="left"/>
             </w:pPr>
@@ -248,6 +255,7 @@
           </w:tcPr>
           <w:p>
             <w:pPr>
+              <w:keepNext w:val="false"/>
               <w:spacing w:after="40" w:before="0"/>
               <w:jc w:val="left"/>
             </w:pPr>
@@ -282,6 +290,7 @@
           </w:tcPr>
           <w:p>
             <w:pPr>
+              <w:keepNext w:val="false"/>
               <w:spacing w:after="40" w:before="0"/>
               <w:jc w:val="left"/>
             </w:pPr>
@@ -314,6 +323,7 @@
           </w:tcPr>
           <w:p>
             <w:pPr>
+              <w:keepNext w:val="false"/>
               <w:spacing w:after="40" w:before="0"/>
               <w:jc w:val="left"/>
             </w:pPr>
@@ -374,6 +384,7 @@
           </w:tcPr>
           <w:p>
             <w:pPr>
+              <w:keepNext w:val="false"/>
               <w:spacing w:after="40" w:before="0"/>
               <w:jc w:val="center"/>
             </w:pPr>
@@ -408,6 +419,7 @@
           </w:tcPr>
           <w:p>
             <w:pPr>
+              <w:keepNext w:val="false"/>
               <w:spacing w:after="40" w:before="0"/>
               <w:jc w:val="left"/>
             </w:pPr>
@@ -467,6 +479,7 @@
           </w:tcPr>
           <w:p>
             <w:pPr>
+              <w:keepNext/>
               <w:spacing w:after="40" w:before="0"/>
               <w:jc w:val="center"/>
             </w:pPr>
@@ -501,6 +514,7 @@
           </w:tcPr>
           <w:p>
             <w:pPr>
+              <w:keepNext/>
               <w:spacing w:after="40" w:before="0"/>
               <w:jc w:val="left"/>
             </w:pPr>
@@ -520,6 +534,7 @@
           </w:p>
           <w:p>
             <w:pPr>
+              <w:keepNext/>
               <w:spacing w:after="40" w:before="0"/>
               <w:jc w:val="left"/>
             </w:pPr>
@@ -539,6 +554,7 @@
           </w:p>
           <w:p>
             <w:pPr>
+              <w:keepNext/>
               <w:spacing w:after="40" w:before="0"/>
               <w:jc w:val="left"/>
             </w:pPr>
@@ -558,6 +574,7 @@
           </w:p>
           <w:p>
             <w:pPr>
+              <w:keepNext/>
               <w:spacing w:after="40" w:before="0"/>
               <w:jc w:val="left"/>
             </w:pPr>
@@ -595,6 +612,7 @@
           </w:tcPr>
           <w:p>
             <w:pPr>
+              <w:keepNext w:val="false"/>
               <w:spacing w:after="40" w:before="0"/>
               <w:jc w:val="left"/>
             </w:pPr>
@@ -654,6 +672,7 @@
           </w:tcPr>
           <w:p>
             <w:pPr>
+              <w:keepNext/>
               <w:spacing w:after="40" w:before="0"/>
               <w:jc w:val="center"/>
             </w:pPr>
@@ -688,6 +707,7 @@
           </w:tcPr>
           <w:p>
             <w:pPr>
+              <w:keepNext/>
               <w:spacing w:after="40" w:before="0"/>
               <w:jc w:val="left"/>
             </w:pPr>
@@ -707,6 +727,7 @@
           </w:p>
           <w:p>
             <w:pPr>
+              <w:keepNext/>
               <w:spacing w:after="40" w:before="0"/>
               <w:jc w:val="left"/>
             </w:pPr>
@@ -726,6 +747,7 @@
           </w:p>
           <w:p>
             <w:pPr>
+              <w:keepNext/>
               <w:spacing w:after="40" w:before="0"/>
               <w:jc w:val="left"/>
             </w:pPr>
@@ -745,6 +767,7 @@
           </w:p>
           <w:p>
             <w:pPr>
+              <w:keepNext/>
               <w:spacing w:after="40" w:before="0"/>
               <w:jc w:val="left"/>
             </w:pPr>
@@ -782,6 +805,7 @@
           </w:tcPr>
           <w:p>
             <w:pPr>
+              <w:keepNext w:val="false"/>
               <w:spacing w:after="40" w:before="0"/>
               <w:jc w:val="left"/>
             </w:pPr>
@@ -841,6 +865,7 @@
           </w:tcPr>
           <w:p>
             <w:pPr>
+              <w:keepNext/>
               <w:spacing w:after="40" w:before="0"/>
               <w:jc w:val="center"/>
             </w:pPr>
@@ -875,6 +900,7 @@
           </w:tcPr>
           <w:p>
             <w:pPr>
+              <w:keepNext/>
               <w:spacing w:after="40" w:before="0"/>
               <w:jc w:val="left"/>
             </w:pPr>
@@ -894,6 +920,7 @@
           </w:p>
           <w:p>
             <w:pPr>
+              <w:keepNext/>
               <w:spacing w:after="40" w:before="0"/>
               <w:jc w:val="left"/>
             </w:pPr>
@@ -913,6 +940,7 @@
           </w:p>
           <w:p>
             <w:pPr>
+              <w:keepNext/>
               <w:spacing w:after="40" w:before="0"/>
               <w:jc w:val="left"/>
             </w:pPr>
@@ -950,6 +978,7 @@
           </w:tcPr>
           <w:p>
             <w:pPr>
+              <w:keepNext w:val="false"/>
               <w:spacing w:after="40" w:before="0"/>
               <w:jc w:val="left"/>
             </w:pPr>
@@ -1009,6 +1038,7 @@
           </w:tcPr>
           <w:p>
             <w:pPr>
+              <w:keepNext/>
               <w:spacing w:after="40" w:before="0"/>
               <w:jc w:val="center"/>
             </w:pPr>
@@ -1043,6 +1073,7 @@
           </w:tcPr>
           <w:p>
             <w:pPr>
+              <w:keepNext/>
               <w:spacing w:after="40" w:before="0"/>
               <w:jc w:val="left"/>
             </w:pPr>
@@ -1062,6 +1093,7 @@
           </w:p>
           <w:p>
             <w:pPr>
+              <w:keepNext/>
               <w:spacing w:after="40" w:before="0"/>
               <w:jc w:val="left"/>
             </w:pPr>
@@ -1114,6 +1146,7 @@
                 </w:tcPr>
                 <w:p>
                   <w:pPr>
+                    <w:keepNext w:val="false"/>
                     <w:spacing w:after="40" w:before="0"/>
                     <w:jc w:val="left"/>
                   </w:pPr>
@@ -1146,6 +1179,7 @@
                 </w:tcPr>
                 <w:p>
                   <w:pPr>
+                    <w:keepNext w:val="false"/>
                     <w:spacing w:after="40" w:before="0"/>
                     <w:jc w:val="left"/>
                   </w:pPr>
@@ -1178,6 +1212,7 @@
                 </w:tcPr>
                 <w:p>
                   <w:pPr>
+                    <w:keepNext w:val="false"/>
                     <w:spacing w:after="40" w:before="0"/>
                     <w:jc w:val="left"/>
                   </w:pPr>
@@ -1210,6 +1245,7 @@
                 </w:tcPr>
                 <w:p>
                   <w:pPr>
+                    <w:keepNext w:val="false"/>
                     <w:spacing w:after="40" w:before="0"/>
                     <w:jc w:val="left"/>
                   </w:pPr>
@@ -1242,6 +1278,7 @@
                 </w:tcPr>
                 <w:p>
                   <w:pPr>
+                    <w:keepNext w:val="false"/>
                     <w:spacing w:after="40" w:before="0"/>
                     <w:jc w:val="left"/>
                   </w:pPr>
@@ -1276,6 +1313,7 @@
                 </w:tcPr>
                 <w:p>
                   <w:pPr>
+                    <w:keepNext w:val="false"/>
                     <w:spacing w:after="40" w:before="0"/>
                     <w:jc w:val="left"/>
                   </w:pPr>
@@ -1308,6 +1346,7 @@
                 </w:tcPr>
                 <w:p>
                   <w:pPr>
+                    <w:keepNext w:val="false"/>
                     <w:spacing w:after="40" w:before="0"/>
                     <w:jc w:val="left"/>
                   </w:pPr>
@@ -1340,6 +1379,7 @@
                 </w:tcPr>
                 <w:p>
                   <w:pPr>
+                    <w:keepNext w:val="false"/>
                     <w:spacing w:after="40" w:before="0"/>
                     <w:jc w:val="left"/>
                   </w:pPr>
@@ -1372,6 +1412,7 @@
                 </w:tcPr>
                 <w:p>
                   <w:pPr>
+                    <w:keepNext w:val="false"/>
                     <w:spacing w:after="40" w:before="0"/>
                     <w:jc w:val="left"/>
                   </w:pPr>
@@ -1404,6 +1445,7 @@
                 </w:tcPr>
                 <w:p>
                   <w:pPr>
+                    <w:keepNext w:val="false"/>
                     <w:spacing w:after="40" w:before="0"/>
                     <w:jc w:val="left"/>
                   </w:pPr>
@@ -1438,6 +1480,7 @@
                 </w:tcPr>
                 <w:p>
                   <w:pPr>
+                    <w:keepNext w:val="false"/>
                     <w:spacing w:after="40" w:before="0"/>
                     <w:jc w:val="left"/>
                   </w:pPr>
@@ -1470,6 +1513,7 @@
                 </w:tcPr>
                 <w:p>
                   <w:pPr>
+                    <w:keepNext w:val="false"/>
                     <w:spacing w:after="40" w:before="0"/>
                     <w:jc w:val="left"/>
                   </w:pPr>
@@ -1502,6 +1546,7 @@
                 </w:tcPr>
                 <w:p>
                   <w:pPr>
+                    <w:keepNext w:val="false"/>
                     <w:spacing w:after="40" w:before="0"/>
                     <w:jc w:val="left"/>
                   </w:pPr>
@@ -1534,6 +1579,7 @@
                 </w:tcPr>
                 <w:p>
                   <w:pPr>
+                    <w:keepNext w:val="false"/>
                     <w:spacing w:after="40" w:before="0"/>
                     <w:jc w:val="left"/>
                   </w:pPr>
@@ -1566,6 +1612,7 @@
                 </w:tcPr>
                 <w:p>
                   <w:pPr>
+                    <w:keepNext w:val="false"/>
                     <w:spacing w:after="40" w:before="0"/>
                     <w:jc w:val="left"/>
                   </w:pPr>
@@ -1600,6 +1647,7 @@
                 </w:tcPr>
                 <w:p>
                   <w:pPr>
+                    <w:keepNext w:val="false"/>
                     <w:spacing w:after="40" w:before="0"/>
                     <w:jc w:val="left"/>
                   </w:pPr>
@@ -1632,6 +1680,7 @@
                 </w:tcPr>
                 <w:p>
                   <w:pPr>
+                    <w:keepNext w:val="false"/>
                     <w:spacing w:after="40" w:before="0"/>
                     <w:jc w:val="left"/>
                   </w:pPr>
@@ -1664,6 +1713,7 @@
                 </w:tcPr>
                 <w:p>
                   <w:pPr>
+                    <w:keepNext w:val="false"/>
                     <w:spacing w:after="40" w:before="0"/>
                     <w:jc w:val="left"/>
                   </w:pPr>
@@ -1696,6 +1746,7 @@
                 </w:tcPr>
                 <w:p>
                   <w:pPr>
+                    <w:keepNext w:val="false"/>
                     <w:spacing w:after="40" w:before="0"/>
                     <w:jc w:val="left"/>
                   </w:pPr>
@@ -1728,6 +1779,7 @@
                 </w:tcPr>
                 <w:p>
                   <w:pPr>
+                    <w:keepNext w:val="false"/>
                     <w:spacing w:after="40" w:before="0"/>
                     <w:jc w:val="left"/>
                   </w:pPr>
@@ -1762,6 +1814,7 @@
                 </w:tcPr>
                 <w:p>
                   <w:pPr>
+                    <w:keepNext w:val="false"/>
                     <w:spacing w:after="40" w:before="0"/>
                     <w:jc w:val="left"/>
                   </w:pPr>
@@ -1794,6 +1847,7 @@
                 </w:tcPr>
                 <w:p>
                   <w:pPr>
+                    <w:keepNext w:val="false"/>
                     <w:spacing w:after="40" w:before="0"/>
                     <w:jc w:val="left"/>
                   </w:pPr>
@@ -1826,6 +1880,7 @@
                 </w:tcPr>
                 <w:p>
                   <w:pPr>
+                    <w:keepNext w:val="false"/>
                     <w:spacing w:after="40" w:before="0"/>
                     <w:jc w:val="left"/>
                   </w:pPr>
@@ -1858,6 +1913,7 @@
                 </w:tcPr>
                 <w:p>
                   <w:pPr>
+                    <w:keepNext w:val="false"/>
                     <w:spacing w:after="40" w:before="0"/>
                     <w:jc w:val="left"/>
                   </w:pPr>
@@ -1890,6 +1946,7 @@
                 </w:tcPr>
                 <w:p>
                   <w:pPr>
+                    <w:keepNext w:val="false"/>
                     <w:spacing w:after="40" w:before="0"/>
                     <w:jc w:val="left"/>
                   </w:pPr>
@@ -1924,6 +1981,7 @@
                 </w:tcPr>
                 <w:p>
                   <w:pPr>
+                    <w:keepNext w:val="false"/>
                     <w:spacing w:after="40" w:before="0"/>
                     <w:jc w:val="left"/>
                   </w:pPr>
@@ -1956,6 +2014,7 @@
                 </w:tcPr>
                 <w:p>
                   <w:pPr>
+                    <w:keepNext w:val="false"/>
                     <w:spacing w:after="40" w:before="0"/>
                     <w:jc w:val="left"/>
                   </w:pPr>
@@ -1988,6 +2047,7 @@
                 </w:tcPr>
                 <w:p>
                   <w:pPr>
+                    <w:keepNext w:val="false"/>
                     <w:spacing w:after="40" w:before="0"/>
                     <w:jc w:val="left"/>
                   </w:pPr>
@@ -2020,6 +2080,7 @@
                 </w:tcPr>
                 <w:p>
                   <w:pPr>
+                    <w:keepNext w:val="false"/>
                     <w:spacing w:after="40" w:before="0"/>
                     <w:jc w:val="left"/>
                   </w:pPr>
@@ -2052,6 +2113,7 @@
                 </w:tcPr>
                 <w:p>
                   <w:pPr>
+                    <w:keepNext w:val="false"/>
                     <w:spacing w:after="40" w:before="0"/>
                     <w:jc w:val="left"/>
                   </w:pPr>
@@ -2074,6 +2136,7 @@
           </w:tbl>
           <w:p>
             <w:pPr>
+              <w:keepNext w:val="false"/>
               <w:spacing w:after="60" w:before="0"/>
               <w:jc w:val="left"/>
             </w:pPr>
@@ -2093,6 +2156,7 @@
           </w:p>
           <w:p>
             <w:pPr>
+              <w:keepNext/>
               <w:spacing w:after="40" w:before="0"/>
               <w:jc w:val="left"/>
             </w:pPr>
@@ -2112,6 +2176,7 @@
           </w:p>
           <w:p>
             <w:pPr>
+              <w:keepNext/>
               <w:spacing w:after="40" w:before="0"/>
               <w:jc w:val="left"/>
             </w:pPr>
@@ -2131,6 +2196,7 @@
           </w:p>
           <w:p>
             <w:pPr>
+              <w:keepNext/>
               <w:spacing w:after="40" w:before="0"/>
               <w:jc w:val="left"/>
             </w:pPr>
@@ -2150,6 +2216,7 @@
           </w:p>
           <w:p>
             <w:pPr>
+              <w:keepNext/>
               <w:spacing w:after="40" w:before="0"/>
               <w:jc w:val="left"/>
             </w:pPr>
@@ -2169,6 +2236,7 @@
           </w:p>
           <w:p>
             <w:pPr>
+              <w:keepNext/>
               <w:spacing w:after="40" w:before="0"/>
               <w:jc w:val="left"/>
             </w:pPr>
@@ -2188,6 +2256,7 @@
           </w:p>
           <w:p>
             <w:pPr>
+              <w:keepNext w:val="false"/>
               <w:spacing w:after="60" w:before="0"/>
               <w:jc w:val="left"/>
             </w:pPr>
@@ -2225,6 +2294,7 @@
           </w:tcPr>
           <w:p>
             <w:pPr>
+              <w:keepNext w:val="false"/>
               <w:spacing w:after="40" w:before="0"/>
               <w:jc w:val="left"/>
             </w:pPr>
@@ -2284,6 +2354,7 @@
           </w:tcPr>
           <w:p>
             <w:pPr>
+              <w:keepNext/>
               <w:spacing w:after="40" w:before="0"/>
               <w:jc w:val="center"/>
             </w:pPr>
@@ -2318,6 +2389,7 @@
           </w:tcPr>
           <w:p>
             <w:pPr>
+              <w:keepNext/>
               <w:spacing w:after="40" w:before="0"/>
               <w:jc w:val="left"/>
             </w:pPr>
@@ -2337,6 +2409,7 @@
           </w:p>
           <w:p>
             <w:pPr>
+              <w:keepNext/>
               <w:spacing w:after="40" w:before="0"/>
               <w:jc w:val="left"/>
             </w:pPr>
@@ -2356,6 +2429,7 @@
           </w:p>
           <w:p>
             <w:pPr>
+              <w:keepNext/>
               <w:spacing w:after="40" w:before="0"/>
               <w:jc w:val="left"/>
             </w:pPr>
@@ -2375,6 +2449,7 @@
           </w:p>
           <w:p>
             <w:pPr>
+              <w:keepNext/>
               <w:spacing w:after="40" w:before="0"/>
               <w:jc w:val="left"/>
             </w:pPr>
@@ -2412,6 +2487,7 @@
           </w:tcPr>
           <w:p>
             <w:pPr>
+              <w:keepNext w:val="false"/>
               <w:spacing w:after="40" w:before="0"/>
               <w:jc w:val="left"/>
             </w:pPr>
@@ -2475,6 +2551,7 @@
           </w:tcPr>
           <w:p>
             <w:pPr>
+              <w:keepNext w:val="false"/>
               <w:spacing w:after="40" w:before="0"/>
               <w:jc w:val="center"/>
             </w:pPr>
@@ -2509,6 +2586,7 @@
           </w:tcPr>
           <w:p>
             <w:pPr>
+              <w:keepNext w:val="false"/>
               <w:spacing w:after="40" w:before="0"/>
               <w:jc w:val="left"/>
             </w:pPr>
@@ -2541,6 +2619,7 @@
           </w:tcPr>
           <w:p>
             <w:pPr>
+              <w:keepNext w:val="false"/>
               <w:spacing w:after="40" w:before="0"/>
               <w:jc w:val="left"/>
             </w:pPr>
@@ -2573,6 +2652,7 @@
           </w:tcPr>
           <w:p>
             <w:pPr>
+              <w:keepNext w:val="false"/>
               <w:spacing w:after="40" w:before="0"/>
               <w:jc w:val="left"/>
             </w:pPr>
@@ -2605,6 +2685,7 @@
           </w:tcPr>
           <w:p>
             <w:pPr>
+              <w:keepNext w:val="false"/>
               <w:spacing w:after="40" w:before="0"/>
               <w:jc w:val="left"/>
             </w:pPr>
@@ -2639,6 +2720,7 @@
           </w:tcPr>
           <w:p>
             <w:pPr>
+              <w:keepNext w:val="false"/>
               <w:spacing w:after="40" w:before="0"/>
               <w:jc w:val="left"/>
             </w:pPr>
@@ -2671,6 +2753,7 @@
           </w:tcPr>
           <w:p>
             <w:pPr>
+              <w:keepNext w:val="false"/>
               <w:spacing w:after="40" w:before="0"/>
               <w:jc w:val="left"/>
             </w:pPr>
@@ -2703,6 +2786,7 @@
           </w:tcPr>
           <w:p>
             <w:pPr>
+              <w:keepNext w:val="false"/>
               <w:spacing w:after="40" w:before="0"/>
               <w:jc w:val="left"/>
             </w:pPr>
@@ -2735,6 +2819,7 @@
           </w:tcPr>
           <w:p>
             <w:pPr>
+              <w:keepNext w:val="false"/>
               <w:spacing w:after="40" w:before="0"/>
               <w:jc w:val="left"/>
             </w:pPr>
@@ -2769,6 +2854,7 @@
           </w:tcPr>
           <w:p>
             <w:pPr>
+              <w:keepNext w:val="false"/>
               <w:spacing w:after="40" w:before="0"/>
               <w:jc w:val="left"/>
             </w:pPr>
@@ -2801,6 +2887,7 @@
           </w:tcPr>
           <w:p>
             <w:pPr>
+              <w:keepNext w:val="false"/>
               <w:spacing w:after="40" w:before="0"/>
               <w:jc w:val="left"/>
             </w:pPr>
@@ -2833,6 +2920,7 @@
           </w:tcPr>
           <w:p>
             <w:pPr>
+              <w:keepNext w:val="false"/>
               <w:spacing w:after="40" w:before="0"/>
               <w:jc w:val="left"/>
             </w:pPr>
@@ -2865,6 +2953,7 @@
           </w:tcPr>
           <w:p>
             <w:pPr>
+              <w:keepNext w:val="false"/>
               <w:spacing w:after="40" w:before="0"/>
               <w:jc w:val="left"/>
             </w:pPr>
@@ -2899,6 +2988,7 @@
           </w:tcPr>
           <w:p>
             <w:pPr>
+              <w:keepNext w:val="false"/>
               <w:spacing w:after="40" w:before="0"/>
               <w:jc w:val="left"/>
             </w:pPr>
@@ -2931,6 +3021,7 @@
           </w:tcPr>
           <w:p>
             <w:pPr>
+              <w:keepNext w:val="false"/>
               <w:spacing w:after="40" w:before="0"/>
               <w:jc w:val="left"/>
             </w:pPr>
@@ -2963,6 +3054,7 @@
           </w:tcPr>
           <w:p>
             <w:pPr>
+              <w:keepNext w:val="false"/>
               <w:spacing w:after="40" w:before="0"/>
               <w:jc w:val="left"/>
             </w:pPr>
@@ -2995,6 +3087,7 @@
           </w:tcPr>
           <w:p>
             <w:pPr>
+              <w:keepNext w:val="false"/>
               <w:spacing w:after="40" w:before="0"/>
               <w:jc w:val="left"/>
             </w:pPr>
@@ -3029,6 +3122,7 @@
           </w:tcPr>
           <w:p>
             <w:pPr>
+              <w:keepNext w:val="false"/>
               <w:spacing w:after="40" w:before="0"/>
               <w:jc w:val="left"/>
             </w:pPr>
@@ -3061,6 +3155,7 @@
           </w:tcPr>
           <w:p>
             <w:pPr>
+              <w:keepNext w:val="false"/>
               <w:spacing w:after="40" w:before="0"/>
               <w:jc w:val="left"/>
             </w:pPr>
@@ -3093,6 +3188,7 @@
           </w:tcPr>
           <w:p>
             <w:pPr>
+              <w:keepNext w:val="false"/>
               <w:spacing w:after="40" w:before="0"/>
               <w:jc w:val="left"/>
             </w:pPr>
@@ -3125,6 +3221,7 @@
           </w:tcPr>
           <w:p>
             <w:pPr>
+              <w:keepNext w:val="false"/>
               <w:spacing w:after="40" w:before="0"/>
               <w:jc w:val="left"/>
             </w:pPr>
@@ -3159,6 +3256,7 @@
           </w:tcPr>
           <w:p>
             <w:pPr>
+              <w:keepNext w:val="false"/>
               <w:spacing w:after="40" w:before="0"/>
               <w:jc w:val="left"/>
             </w:pPr>
@@ -3191,6 +3289,7 @@
           </w:tcPr>
           <w:p>
             <w:pPr>
+              <w:keepNext w:val="false"/>
               <w:spacing w:after="40" w:before="0"/>
               <w:jc w:val="left"/>
             </w:pPr>
@@ -3223,6 +3322,7 @@
           </w:tcPr>
           <w:p>
             <w:pPr>
+              <w:keepNext w:val="false"/>
               <w:spacing w:after="40" w:before="0"/>
               <w:jc w:val="left"/>
             </w:pPr>
@@ -3255,6 +3355,7 @@
           </w:tcPr>
           <w:p>
             <w:pPr>
+              <w:keepNext w:val="false"/>
               <w:spacing w:after="40" w:before="0"/>
               <w:jc w:val="left"/>
             </w:pPr>
@@ -3393,7 +3494,7 @@
         </w:rPr>
         <w:t xml:space="preserve">© 2026 SeaVuria and ARES. This work is licensed under a </w:t>
       </w:r>
-      <w:hyperlink w:history="1" r:id="rIdxzyayuizghbrxu6_4qz7u">
+      <w:hyperlink w:history="1" r:id="rId-ish26booe4l8hfcdoi2f">
         <w:r>
           <w:rPr>
             <w:rFonts w:ascii="Arial" w:cs="Arial" w:eastAsia="Arial" w:hAnsi="Arial"/>
@@ -3413,7 +3514,7 @@
         </w:rPr>
         <w:t xml:space="preserve"> (</w:t>
       </w:r>
-      <w:hyperlink w:history="1" r:id="rIdwft-nwi8ejvdm_9b4dg0j">
+      <w:hyperlink w:history="1" r:id="rIdjpd64nge6cajp6creojhb">
         <w:r>
           <w:rPr>
             <w:rFonts w:ascii="Arial" w:cs="Arial" w:eastAsia="Arial" w:hAnsi="Arial"/>
@@ -3433,7 +3534,7 @@
         </w:rPr>
         <w:t xml:space="preserve">). To view a copy of this license, visit </w:t>
       </w:r>
-      <w:hyperlink w:history="1" r:id="rId8cpssywzvj-v08g7iwhrz">
+      <w:hyperlink w:history="1" r:id="rIdldnbw320jymqlqppqzopu">
         <w:r>
           <w:rPr>
             <w:rFonts w:ascii="Arial" w:cs="Arial" w:eastAsia="Arial" w:hAnsi="Arial"/>

--- a/data/outputs/v2/Chemistry/SS1.4_Chemical_Bonding/Chemistry_Chemical_Bonding_FinalExplanation.docx
+++ b/data/outputs/v2/Chemistry/SS1.4_Chemical_Bonding/Chemistry_Chemical_Bonding_FinalExplanation.docx
@@ -3494,7 +3494,7 @@
         </w:rPr>
         <w:t xml:space="preserve">© 2026 SeaVuria and ARES. This work is licensed under a </w:t>
       </w:r>
-      <w:hyperlink w:history="1" r:id="rId-ish26booe4l8hfcdoi2f">
+      <w:hyperlink w:history="1" r:id="rIdv6klpeefsi_wlrxzvfqa_">
         <w:r>
           <w:rPr>
             <w:rFonts w:ascii="Arial" w:cs="Arial" w:eastAsia="Arial" w:hAnsi="Arial"/>
@@ -3514,7 +3514,7 @@
         </w:rPr>
         <w:t xml:space="preserve"> (</w:t>
       </w:r>
-      <w:hyperlink w:history="1" r:id="rIdjpd64nge6cajp6creojhb">
+      <w:hyperlink w:history="1" r:id="rIdfvuclq0nqsgy0nntttgp9">
         <w:r>
           <w:rPr>
             <w:rFonts w:ascii="Arial" w:cs="Arial" w:eastAsia="Arial" w:hAnsi="Arial"/>
@@ -3534,7 +3534,7 @@
         </w:rPr>
         <w:t xml:space="preserve">). To view a copy of this license, visit </w:t>
       </w:r>
-      <w:hyperlink w:history="1" r:id="rIdldnbw320jymqlqppqzopu">
+      <w:hyperlink w:history="1" r:id="rIdxdu_uubzoyoxue2xtcinu">
         <w:r>
           <w:rPr>
             <w:rFonts w:ascii="Arial" w:cs="Arial" w:eastAsia="Arial" w:hAnsi="Arial"/>
